--- a/PP-salygos/templates/MVP_LTEN_SPS.docx
+++ b/PP-salygos/templates/MVP_LTEN_SPS.docx
@@ -37,7 +37,7 @@
                 <w:sz w:val="20"/>
                 <w:szCs w:val="20"/>
               </w:rPr>
-              <w:t>/ĮMONĖS PAVADINIMAS/</w:t>
+              <w:t>ĮMONĖS PAVADINIMAS</w:t>
             </w:r>
           </w:p>
         </w:tc>
@@ -67,7 +67,7 @@
                 <w:sz w:val="20"/>
                 <w:szCs w:val="20"/>
               </w:rPr>
-              <w:t>/ĮMONĖS PAVADINIMAS/</w:t>
+              <w:t>ĮMONĖS PAVADINIMAS</w:t>
             </w:r>
             <w:r>
               <w:rPr>
@@ -104,7 +104,7 @@
                 <w:szCs w:val="20"/>
                 <w:lang w:val="en-GB"/>
               </w:rPr>
-              <w:t>/ĮMONĖS PAVADINIMAS/</w:t>
+              <w:t>ĮMONĖS PAVADINIMAS</w:t>
             </w:r>
             <w:r>
               <w:rPr>
@@ -174,17 +174,6 @@
                 <w:lang w:val="lt-LT"/>
               </w:rPr>
             </w:pPr>
-            <w:r>
-              <w:rPr>
-                <w:rFonts w:ascii="Arial" w:hAnsi="Arial" w:cs="Arial"/>
-                <w:i/>
-                <w:iCs/>
-                <w:sz w:val="20"/>
-                <w:szCs w:val="20"/>
-                <w:lang w:val="lt-LT"/>
-              </w:rPr>
-              <w:t>___________</w:t>
-            </w:r>
             <w:r>
               <w:rPr>
                 <w:rFonts w:ascii="Arial" w:hAnsi="Arial" w:cs="Arial"/>
@@ -293,14 +282,13 @@
                 <w:placeholder>
                   <w:docPart w:val="119E6F65A40D4EC9AA2CCF141697672D"/>
                 </w:placeholder>
-                <w:date>
+                <w:date w:fullDate="2023-03-17T00:00:00Z">
                   <w:dateFormat w:val="yyyy-MM-dd"/>
                   <w:lid w:val="lt-LT"/>
                   <w:storeMappedDataAs w:val="dateTime"/>
                   <w:calendar w:val="gregorian"/>
                 </w:date>
               </w:sdtPr>
-              <w:sdtEndPr/>
               <w:sdtContent>
                 <w:r>
                   <w:rPr>
@@ -309,7 +297,7 @@
                     <w:sz w:val="20"/>
                     <w:szCs w:val="20"/>
                   </w:rPr>
-                  <w:t>Pasirinkti datą</w:t>
+                  <w:t>2023-03-17</w:t>
                 </w:r>
               </w:sdtContent>
             </w:sdt>
@@ -458,11 +446,6 @@
                   <w:listItem w:displayText="Vykdomos neskelbiama apklausa" w:value="Vykdomos neskelbiama apklausa"/>
                 </w:comboBox>
               </w:sdtPr>
-              <w:sdtEndPr>
-                <w:rPr>
-                  <w:rStyle w:val="Style2"/>
-                </w:rPr>
-              </w:sdtEndPr>
               <w:sdtContent>
                 <w:r>
                   <w:rPr>
@@ -637,7 +620,6 @@
                   <w:listItem w:displayText="elektroniniu paštu" w:value="elektroniniu paštu"/>
                 </w:comboBox>
               </w:sdtPr>
-              <w:sdtEndPr/>
               <w:sdtContent>
                 <w:r>
                   <w:rPr>
@@ -14825,68 +14807,59 @@
                 <w:szCs w:val="20"/>
                 <w:lang w:eastAsia="lt-LT"/>
               </w:rPr>
-              <w:t xml:space="preserve">siūlomų prekių gamintojas ar jį kontroliuojantis asmuo nėra registruoti (jeigu gamintojas ar jį kontroliuojantis asmuo yra fizinis asmuo, nėra nuolat gyvenantis ar turintis pilietybę) VPĮ 92 straipsnio 14 dalyje </w:t>
-            </w:r>
-            <w:r>
-              <w:rPr>
+              <w:t>siūlomų prekių gamintojas ar jį kontroliuojantis asmuo nėra registruoti (jeigu gamintojas ar jį kontroliuojantis asmuo yra fizinis asmuo, nėra nuolat gyvenantis ar turintis pilietybę) VPĮ 92 straipsnio 14 dalyje numatytame sąraše nurodytose valstybėse ar teritorijose</w:t>
+            </w:r>
+            <w:r>
+              <w:rPr>
+                <w:rStyle w:val="FootnoteReference"/>
                 <w:rFonts w:ascii="Arial" w:hAnsi="Arial" w:cs="Arial"/>
                 <w:sz w:val="20"/>
                 <w:szCs w:val="20"/>
                 <w:lang w:eastAsia="lt-LT"/>
               </w:rPr>
+              <w:footnoteReference w:id="11"/>
+            </w:r>
+            <w:r>
+              <w:rPr>
+                <w:rFonts w:ascii="Arial" w:hAnsi="Arial" w:cs="Arial"/>
+                <w:sz w:val="20"/>
+                <w:szCs w:val="20"/>
+                <w:lang w:eastAsia="lt-LT"/>
+              </w:rPr>
+              <w:t>.</w:t>
+            </w:r>
+          </w:p>
+          <w:p>
+            <w:pPr>
+              <w:ind w:right="36"/>
+              <w:jc w:val="both"/>
+              <w:rPr>
+                <w:rFonts w:ascii="Arial" w:hAnsi="Arial" w:cs="Arial"/>
+                <w:iCs/>
+                <w:sz w:val="20"/>
+                <w:szCs w:val="20"/>
+              </w:rPr>
+            </w:pPr>
+          </w:p>
+          <w:p>
+            <w:pPr>
+              <w:ind w:right="36"/>
+              <w:jc w:val="both"/>
+              <w:rPr>
+                <w:rFonts w:ascii="Arial" w:hAnsi="Arial" w:cs="Arial"/>
+                <w:iCs/>
+                <w:sz w:val="20"/>
+                <w:szCs w:val="20"/>
+              </w:rPr>
+            </w:pPr>
+            <w:r>
+              <w:rPr>
+                <w:rFonts w:ascii="Arial" w:hAnsi="Arial" w:cs="Arial"/>
+                <w:iCs/>
+                <w:sz w:val="20"/>
+                <w:szCs w:val="20"/>
+              </w:rPr>
               <w:lastRenderedPageBreak/>
-              <w:t>numatytame sąraše nurodytose valstybėse ar teritorijose</w:t>
-            </w:r>
-            <w:r>
-              <w:rPr>
-                <w:rStyle w:val="FootnoteReference"/>
-                <w:rFonts w:ascii="Arial" w:hAnsi="Arial" w:cs="Arial"/>
-                <w:sz w:val="20"/>
-                <w:szCs w:val="20"/>
-                <w:lang w:eastAsia="lt-LT"/>
-              </w:rPr>
-              <w:footnoteReference w:id="11"/>
-            </w:r>
-            <w:r>
-              <w:rPr>
-                <w:rFonts w:ascii="Arial" w:hAnsi="Arial" w:cs="Arial"/>
-                <w:sz w:val="20"/>
-                <w:szCs w:val="20"/>
-                <w:lang w:eastAsia="lt-LT"/>
-              </w:rPr>
-              <w:t>.</w:t>
-            </w:r>
-          </w:p>
-          <w:p>
-            <w:pPr>
-              <w:ind w:right="36"/>
-              <w:jc w:val="both"/>
-              <w:rPr>
-                <w:rFonts w:ascii="Arial" w:hAnsi="Arial" w:cs="Arial"/>
-                <w:iCs/>
-                <w:sz w:val="20"/>
-                <w:szCs w:val="20"/>
-              </w:rPr>
-            </w:pPr>
-          </w:p>
-          <w:p>
-            <w:pPr>
-              <w:ind w:right="36"/>
-              <w:jc w:val="both"/>
-              <w:rPr>
-                <w:rFonts w:ascii="Arial" w:hAnsi="Arial" w:cs="Arial"/>
-                <w:iCs/>
-                <w:sz w:val="20"/>
-                <w:szCs w:val="20"/>
-              </w:rPr>
-            </w:pPr>
-            <w:r>
-              <w:rPr>
-                <w:rFonts w:ascii="Arial" w:hAnsi="Arial" w:cs="Arial"/>
-                <w:iCs/>
-                <w:sz w:val="20"/>
-                <w:szCs w:val="20"/>
-              </w:rPr>
               <w:t>Jeigu prekių gamintojas ar jį kontroliuojantis asmuo yra nacionaliniam saugumui užtikrinti svarbi įmonė, valstybės įmonė, savivaldybės įmonė, taip pat valstybės valdoma bendrovė ir jų dukterinės bendrovės, išvardintos Nacionaliniam saugumui užtikrinti svarbių objektų apsaugos įstatyme, šių subjektų atžvilgiu šis reikalavimas netaikomas.</w:t>
             </w:r>
           </w:p>
@@ -15540,8 +15513,18 @@
                 <w:sz w:val="20"/>
                 <w:szCs w:val="20"/>
               </w:rPr>
+              <w:t xml:space="preserve">leidimo verstis atitinkama ūkine veikla patvirtinančio dokumento (pavyzdžiui, verslo liudijimo, </w:t>
+            </w:r>
+            <w:r>
+              <w:rPr>
+                <w:rFonts w:ascii="Arial" w:hAnsi="Arial" w:cs="Arial"/>
+                <w:bCs/>
+                <w:color w:val="000000"/>
+                <w:sz w:val="20"/>
+                <w:szCs w:val="20"/>
+              </w:rPr>
               <w:lastRenderedPageBreak/>
-              <w:t xml:space="preserve">leidimo verstis atitinkama ūkine veikla patvirtinančio dokumento (pavyzdžiui, verslo liudijimo, individualios veiklos pažymėjimo ir pan.) kopiją, </w:t>
+              <w:t xml:space="preserve">individualios veiklos pažymėjimo ir pan.) kopiją, </w:t>
             </w:r>
           </w:p>
           <w:p>
@@ -16158,8 +16141,19 @@
                 <w:szCs w:val="20"/>
                 <w:lang w:val="en-US"/>
               </w:rPr>
+              <w:t xml:space="preserve">If the Supplier, its Sub-suppliers, the members of the Supplier group,  Economic entities whose </w:t>
+            </w:r>
+            <w:r>
+              <w:rPr>
+                <w:rFonts w:ascii="Arial" w:hAnsi="Arial" w:cs="Arial"/>
+                <w:bCs/>
+                <w:color w:val="000000"/>
+                <w:sz w:val="20"/>
+                <w:szCs w:val="20"/>
+                <w:lang w:val="en-US"/>
+              </w:rPr>
               <w:lastRenderedPageBreak/>
-              <w:t>If the Supplier, its Sub-suppliers, the members of the Supplier group,  Economic entities whose capacity</w:t>
+              <w:t>capacity</w:t>
             </w:r>
             <w:r>
               <w:rPr>
@@ -16668,7 +16662,61 @@
                 <w:sz w:val="20"/>
                 <w:szCs w:val="20"/>
               </w:rPr>
-              <w:t xml:space="preserve">kio subjektai, kurių pajėgumais remiamasi, ar juos </w:t>
+              <w:t xml:space="preserve">kio subjektai, kurių pajėgumais remiamasi, ar juos kontroliuojantys asmenys nėra registruoti (jeigu </w:t>
+            </w:r>
+            <w:r>
+              <w:rPr>
+                <w:rFonts w:ascii="Arial" w:hAnsi="Arial" w:cs="Arial"/>
+                <w:iCs/>
+                <w:sz w:val="20"/>
+                <w:szCs w:val="20"/>
+              </w:rPr>
+              <w:t>T</w:t>
+            </w:r>
+            <w:r>
+              <w:rPr>
+                <w:rFonts w:ascii="Arial" w:hAnsi="Arial" w:cs="Arial"/>
+                <w:iCs/>
+                <w:sz w:val="20"/>
+                <w:szCs w:val="20"/>
+              </w:rPr>
+              <w:t xml:space="preserve">iekėjas, jo </w:t>
+            </w:r>
+            <w:r>
+              <w:rPr>
+                <w:rFonts w:ascii="Arial" w:hAnsi="Arial" w:cs="Arial"/>
+                <w:iCs/>
+                <w:sz w:val="20"/>
+                <w:szCs w:val="20"/>
+              </w:rPr>
+              <w:t>S</w:t>
+            </w:r>
+            <w:r>
+              <w:rPr>
+                <w:rFonts w:ascii="Arial" w:hAnsi="Arial" w:cs="Arial"/>
+                <w:iCs/>
+                <w:sz w:val="20"/>
+                <w:szCs w:val="20"/>
+              </w:rPr>
+              <w:t xml:space="preserve">ubtiekėjas, </w:t>
+            </w:r>
+            <w:r>
+              <w:rPr>
+                <w:rFonts w:ascii="Arial" w:hAnsi="Arial" w:cs="Arial"/>
+                <w:iCs/>
+                <w:sz w:val="20"/>
+                <w:szCs w:val="20"/>
+              </w:rPr>
+              <w:t>Tiekėjų grupės narys, Ū</w:t>
+            </w:r>
+            <w:r>
+              <w:rPr>
+                <w:rFonts w:ascii="Arial" w:hAnsi="Arial" w:cs="Arial"/>
+                <w:iCs/>
+                <w:sz w:val="20"/>
+                <w:szCs w:val="20"/>
+              </w:rPr>
+              <w:t xml:space="preserve">kio subjektas, kurio pajėgumais remiamasi, ar kontroliuojantis asmuo yra </w:t>
             </w:r>
             <w:r>
               <w:rPr>
@@ -16678,61 +16726,7 @@
                 <w:szCs w:val="20"/>
               </w:rPr>
               <w:lastRenderedPageBreak/>
-              <w:t xml:space="preserve">kontroliuojantys asmenys nėra registruoti (jeigu </w:t>
-            </w:r>
-            <w:r>
-              <w:rPr>
-                <w:rFonts w:ascii="Arial" w:hAnsi="Arial" w:cs="Arial"/>
-                <w:iCs/>
-                <w:sz w:val="20"/>
-                <w:szCs w:val="20"/>
-              </w:rPr>
-              <w:t>T</w:t>
-            </w:r>
-            <w:r>
-              <w:rPr>
-                <w:rFonts w:ascii="Arial" w:hAnsi="Arial" w:cs="Arial"/>
-                <w:iCs/>
-                <w:sz w:val="20"/>
-                <w:szCs w:val="20"/>
-              </w:rPr>
-              <w:t xml:space="preserve">iekėjas, jo </w:t>
-            </w:r>
-            <w:r>
-              <w:rPr>
-                <w:rFonts w:ascii="Arial" w:hAnsi="Arial" w:cs="Arial"/>
-                <w:iCs/>
-                <w:sz w:val="20"/>
-                <w:szCs w:val="20"/>
-              </w:rPr>
-              <w:t>S</w:t>
-            </w:r>
-            <w:r>
-              <w:rPr>
-                <w:rFonts w:ascii="Arial" w:hAnsi="Arial" w:cs="Arial"/>
-                <w:iCs/>
-                <w:sz w:val="20"/>
-                <w:szCs w:val="20"/>
-              </w:rPr>
-              <w:t xml:space="preserve">ubtiekėjas, </w:t>
-            </w:r>
-            <w:r>
-              <w:rPr>
-                <w:rFonts w:ascii="Arial" w:hAnsi="Arial" w:cs="Arial"/>
-                <w:iCs/>
-                <w:sz w:val="20"/>
-                <w:szCs w:val="20"/>
-              </w:rPr>
-              <w:t>Tiekėjų grupės narys, Ū</w:t>
-            </w:r>
-            <w:r>
-              <w:rPr>
-                <w:rFonts w:ascii="Arial" w:hAnsi="Arial" w:cs="Arial"/>
-                <w:iCs/>
-                <w:sz w:val="20"/>
-                <w:szCs w:val="20"/>
-              </w:rPr>
-              <w:t>kio subjektas, kurio pajėgumais remiamasi, ar kontroliuojantis asmuo yra fizinis asmuo – nuolat gyvenantis ar turintis pilietybę) VPĮ 92 straipsnio 14 dalyje numatytame sąraše nurodytose valstybėse ar teritorijose.</w:t>
+              <w:t>fizinis asmuo – nuolat gyvenantis ar turintis pilietybę) VPĮ 92 straipsnio 14 dalyje numatytame sąraše nurodytose valstybėse ar teritorijose.</w:t>
             </w:r>
           </w:p>
           <w:p>
@@ -16863,7 +16857,36 @@
                 <w:szCs w:val="20"/>
                 <w:lang w:val="en-GB"/>
               </w:rPr>
-              <w:t xml:space="preserve"> or Economic entities whose capacity is relied on or the persons </w:t>
+              <w:t xml:space="preserve"> or Economic entities whose capacity is relied on or the persons controlling them are not registered in (if the Supplier, its Sub-supplier</w:t>
+            </w:r>
+            <w:r>
+              <w:rPr>
+                <w:rFonts w:ascii="Arial" w:hAnsi="Arial" w:cs="Arial"/>
+                <w:sz w:val="20"/>
+                <w:szCs w:val="20"/>
+                <w:lang w:val="en-GB"/>
+              </w:rPr>
+              <w:t xml:space="preserve">, </w:t>
+            </w:r>
+            <w:r>
+              <w:rPr>
+                <w:rFonts w:ascii="Arial" w:hAnsi="Arial" w:cs="Arial"/>
+                <w:bCs/>
+                <w:color w:val="000000"/>
+                <w:sz w:val="20"/>
+                <w:szCs w:val="20"/>
+                <w:lang w:val="en-US"/>
+              </w:rPr>
+              <w:t>the member of the Supplier group</w:t>
+            </w:r>
+            <w:r>
+              <w:rPr>
+                <w:rFonts w:ascii="Arial" w:hAnsi="Arial" w:cs="Arial"/>
+                <w:sz w:val="20"/>
+                <w:szCs w:val="20"/>
+                <w:lang w:val="en-GB"/>
+              </w:rPr>
+              <w:t xml:space="preserve"> or Economic entity whose capacity is relied on, or the persons controlling them is a natural person </w:t>
             </w:r>
             <w:r>
               <w:rPr>
@@ -16873,36 +16896,7 @@
                 <w:lang w:val="en-GB"/>
               </w:rPr>
               <w:lastRenderedPageBreak/>
-              <w:t>controlling them are not registered in (if the Supplier, its Sub-supplier</w:t>
-            </w:r>
-            <w:r>
-              <w:rPr>
-                <w:rFonts w:ascii="Arial" w:hAnsi="Arial" w:cs="Arial"/>
-                <w:sz w:val="20"/>
-                <w:szCs w:val="20"/>
-                <w:lang w:val="en-GB"/>
-              </w:rPr>
-              <w:t xml:space="preserve">, </w:t>
-            </w:r>
-            <w:r>
-              <w:rPr>
-                <w:rFonts w:ascii="Arial" w:hAnsi="Arial" w:cs="Arial"/>
-                <w:bCs/>
-                <w:color w:val="000000"/>
-                <w:sz w:val="20"/>
-                <w:szCs w:val="20"/>
-                <w:lang w:val="en-US"/>
-              </w:rPr>
-              <w:t>the member of the Supplier group</w:t>
-            </w:r>
-            <w:r>
-              <w:rPr>
-                <w:rFonts w:ascii="Arial" w:hAnsi="Arial" w:cs="Arial"/>
-                <w:sz w:val="20"/>
-                <w:szCs w:val="20"/>
-                <w:lang w:val="en-GB"/>
-              </w:rPr>
-              <w:t xml:space="preserve"> or Economic entity whose capacity is relied on, or the persons controlling them is a natural person – is not permanent resident or citizen of) the countries or territories listed in Article 92 (14) of the LPP.</w:t>
+              <w:t>– is not permanent resident or citizen of) the countries or territories listed in Article 92 (14) of the LPP.</w:t>
             </w:r>
           </w:p>
           <w:p>
@@ -17043,7 +17037,17 @@
                 <w:sz w:val="20"/>
                 <w:szCs w:val="20"/>
               </w:rPr>
-              <w:t>Pirkime negali dalyvauti Tiekėjai, Subtiekėjai, Tiekėjų grupės nariai, Ūkio subjektai, kurių pajėgumais remiamasi, kuriems ar jų siūlomų prekių gamintojui, juos kontroliuojantiems juridiniams ir (ar) fiziniams  asmenims taikomos Jungtinių Tautų saugumo tarybos, Europos Sąjungos, kitų tarptautinių organizacijų, kurių narė yra arba kuriose dalyvauja Lietuvos Respublika bei Jungtinių Amerikos Valstijų sankcijos (ribojamosios priemonės).</w:t>
+              <w:t xml:space="preserve">Pirkime negali dalyvauti Tiekėjai, Subtiekėjai, Tiekėjų grupės nariai, Ūkio subjektai, kurių pajėgumais remiamasi, </w:t>
+            </w:r>
+            <w:r>
+              <w:rPr>
+                <w:rFonts w:ascii="Arial" w:hAnsi="Arial" w:cs="Arial"/>
+                <w:iCs/>
+                <w:sz w:val="20"/>
+                <w:szCs w:val="20"/>
+              </w:rPr>
+              <w:lastRenderedPageBreak/>
+              <w:t>kuriems ar jų siūlomų prekių gamintojui, juos kontroliuojantiems juridiniams ir (ar) fiziniams  asmenims taikomos Jungtinių Tautų saugumo tarybos, Europos Sąjungos, kitų tarptautinių organizacijų, kurių narė yra arba kuriose dalyvauja Lietuvos Respublika bei Jungtinių Amerikos Valstijų sankcijos (ribojamosios priemonės).</w:t>
             </w:r>
           </w:p>
         </w:tc>
@@ -17071,7 +17075,21 @@
                 <w:szCs w:val="20"/>
                 <w:lang w:val="en-US"/>
               </w:rPr>
-              <w:t>The Suppliers, the Sub-suppliers, members of the Supplier group or the Economic entity whose capacity is relied on may not participate in the Procurement if they or the manufacturers of goods they offer, or the legal or natural persons who control them, are subject to international sanctions (restrictive measures) implemented by the United Nations Security Council, the European Union, other international organizations of which the Republic of Lithuania is a member or participant, or by the United States of America.</w:t>
+              <w:lastRenderedPageBreak/>
+              <w:t xml:space="preserve">The Suppliers, the Sub-suppliers, members of the Supplier group or the Economic entity whose capacity is relied on may not </w:t>
+            </w:r>
+            <w:r>
+              <w:rPr>
+                <w:rFonts w:ascii="Arial" w:hAnsi="Arial" w:cs="Arial"/>
+                <w:bCs/>
+                <w:iCs/>
+                <w:color w:val="000000"/>
+                <w:sz w:val="20"/>
+                <w:szCs w:val="20"/>
+                <w:lang w:val="en-US"/>
+              </w:rPr>
+              <w:lastRenderedPageBreak/>
+              <w:t>participate in the Procurement if they or the manufacturers of goods they offer, or the legal or natural persons who control them, are subject to international sanctions (restrictive measures) implemented by the United Nations Security Council, the European Union, other international organizations of which the Republic of Lithuania is a member or participant, or by the United States of America.</w:t>
             </w:r>
           </w:p>
         </w:tc>
@@ -17095,6 +17113,7 @@
                 <w:sz w:val="20"/>
                 <w:szCs w:val="20"/>
               </w:rPr>
+              <w:lastRenderedPageBreak/>
               <w:t>Atitikimas reikalavimui turi būti deklaruojamas Pasiūlyme (SPS</w:t>
             </w:r>
             <w:r>
@@ -17468,7 +17487,61 @@
                 <w:sz w:val="20"/>
                 <w:szCs w:val="20"/>
               </w:rPr>
-              <w:t xml:space="preserve">Tiekėjas privalo užtikrinti, kad Tiekėjas/ Tiekėjų grupės nariai ir jo pasitelkiami Subtiekėjai bei Ūkio subjektai, kurių </w:t>
+              <w:t xml:space="preserve">Tiekėjas privalo užtikrinti, kad Tiekėjas/ Tiekėjų grupės nariai ir jo pasitelkiami Subtiekėjai bei Ūkio subjektai, kurių pajėgumais remiamasi, būtų susipažinę su </w:t>
+            </w:r>
+            <w:r>
+              <w:rPr>
+                <w:rFonts w:ascii="Arial" w:hAnsi="Arial" w:cs="Arial"/>
+                <w:iCs/>
+                <w:sz w:val="20"/>
+                <w:szCs w:val="20"/>
+              </w:rPr>
+              <w:t>202</w:t>
+            </w:r>
+            <w:r>
+              <w:rPr>
+                <w:rFonts w:ascii="Arial" w:hAnsi="Arial" w:cs="Arial"/>
+                <w:iCs/>
+                <w:sz w:val="20"/>
+                <w:szCs w:val="20"/>
+              </w:rPr>
+              <w:t>5</w:t>
+            </w:r>
+            <w:r>
+              <w:rPr>
+                <w:rFonts w:ascii="Arial" w:hAnsi="Arial" w:cs="Arial"/>
+                <w:iCs/>
+                <w:sz w:val="20"/>
+                <w:szCs w:val="20"/>
+              </w:rPr>
+              <w:t xml:space="preserve"> m. </w:t>
+            </w:r>
+            <w:r>
+              <w:rPr>
+                <w:rFonts w:ascii="Arial" w:hAnsi="Arial" w:cs="Arial"/>
+                <w:iCs/>
+                <w:sz w:val="20"/>
+                <w:szCs w:val="20"/>
+              </w:rPr>
+              <w:t>rugpjūčio 1</w:t>
+            </w:r>
+            <w:r>
+              <w:rPr>
+                <w:rFonts w:ascii="Arial" w:hAnsi="Arial" w:cs="Arial"/>
+                <w:iCs/>
+                <w:sz w:val="20"/>
+                <w:szCs w:val="20"/>
+              </w:rPr>
+              <w:t xml:space="preserve"> d. EPSO-G valdybos patvirtintu </w:t>
+            </w:r>
+            <w:r>
+              <w:rPr>
+                <w:rFonts w:ascii="Arial" w:hAnsi="Arial" w:cs="Arial"/>
+                <w:iCs/>
+                <w:sz w:val="20"/>
+                <w:szCs w:val="20"/>
+              </w:rPr>
+              <w:t xml:space="preserve">EPSO-G </w:t>
             </w:r>
             <w:r>
               <w:rPr>
@@ -17478,61 +17551,7 @@
                 <w:szCs w:val="20"/>
               </w:rPr>
               <w:lastRenderedPageBreak/>
-              <w:t xml:space="preserve">pajėgumais remiamasi, būtų susipažinę su </w:t>
-            </w:r>
-            <w:r>
-              <w:rPr>
-                <w:rFonts w:ascii="Arial" w:hAnsi="Arial" w:cs="Arial"/>
-                <w:iCs/>
-                <w:sz w:val="20"/>
-                <w:szCs w:val="20"/>
-              </w:rPr>
-              <w:t>202</w:t>
-            </w:r>
-            <w:r>
-              <w:rPr>
-                <w:rFonts w:ascii="Arial" w:hAnsi="Arial" w:cs="Arial"/>
-                <w:iCs/>
-                <w:sz w:val="20"/>
-                <w:szCs w:val="20"/>
-              </w:rPr>
-              <w:t>5</w:t>
-            </w:r>
-            <w:r>
-              <w:rPr>
-                <w:rFonts w:ascii="Arial" w:hAnsi="Arial" w:cs="Arial"/>
-                <w:iCs/>
-                <w:sz w:val="20"/>
-                <w:szCs w:val="20"/>
-              </w:rPr>
-              <w:t xml:space="preserve"> m. </w:t>
-            </w:r>
-            <w:r>
-              <w:rPr>
-                <w:rFonts w:ascii="Arial" w:hAnsi="Arial" w:cs="Arial"/>
-                <w:iCs/>
-                <w:sz w:val="20"/>
-                <w:szCs w:val="20"/>
-              </w:rPr>
-              <w:t>rugpjūčio 1</w:t>
-            </w:r>
-            <w:r>
-              <w:rPr>
-                <w:rFonts w:ascii="Arial" w:hAnsi="Arial" w:cs="Arial"/>
-                <w:iCs/>
-                <w:sz w:val="20"/>
-                <w:szCs w:val="20"/>
-              </w:rPr>
-              <w:t xml:space="preserve"> d. EPSO-G valdybos patvirtintu </w:t>
-            </w:r>
-            <w:r>
-              <w:rPr>
-                <w:rFonts w:ascii="Arial" w:hAnsi="Arial" w:cs="Arial"/>
-                <w:iCs/>
-                <w:sz w:val="20"/>
-                <w:szCs w:val="20"/>
-              </w:rPr>
-              <w:t xml:space="preserve">EPSO-G įmonių grupės  </w:t>
+              <w:t xml:space="preserve">įmonių grupės  </w:t>
             </w:r>
             <w:r>
               <w:rPr>
@@ -17678,7 +17697,7 @@
                 <w:lang w:val="en-GB"/>
               </w:rPr>
               <w:lastRenderedPageBreak/>
-              <w:t xml:space="preserve">Supplier undertakes to ensure that the Supplier/members of the Supplier Group and the Sub-Suppliers, and Economic entities </w:t>
+              <w:t xml:space="preserve">Supplier undertakes to ensure that the Supplier/members of the Supplier Group and the Sub-Suppliers, and Economic entities whose capacity is relied on, are familiar with the Partner Code of Ethics of EPSO-G Group of </w:t>
             </w:r>
             <w:r>
               <w:rPr>
@@ -17691,7 +17710,7 @@
                 <w:lang w:val="en-GB"/>
               </w:rPr>
               <w:lastRenderedPageBreak/>
-              <w:t>whose capacity is relied on, are familiar with the Partner Code of Ethics of EPSO-G Group of Companies</w:t>
+              <w:t>Companies</w:t>
             </w:r>
             <w:r>
               <w:rPr>
@@ -17866,7 +17885,6 @@
                 <w:szCs w:val="20"/>
                 <w:lang w:val="en-US"/>
               </w:rPr>
-              <w:lastRenderedPageBreak/>
               <w:t xml:space="preserve">Compliance with the requirement must be declared in the </w:t>
             </w:r>
             <w:r>
@@ -18014,7 +18032,7 @@
                 <w:sz w:val="20"/>
                 <w:szCs w:val="20"/>
               </w:rPr>
-              <w:t xml:space="preserve">Reikalavimas netaikomas ekonomiškai naudingiausią pasiūlymą pateikusiems tiekėjams, kurie yra Lietuvos Respublikos valstybės ar savivaldybės institucijos, įstaigos ar bendrovė, kurių kontrolinis akcijų paketas priklauso valstybei ar savivaldybei ar jų dukterinė </w:t>
+              <w:t xml:space="preserve">Reikalavimas netaikomas ekonomiškai naudingiausią pasiūlymą pateikusiems tiekėjams, kurie yra Lietuvos Respublikos valstybės ar savivaldybės institucijos, įstaigos ar bendrovė, kurių kontrolinis akcijų paketas priklauso valstybei ar savivaldybei ar jų dukterinė bendrovė, taip pat jei ekonomiškai naudingiausią pasiūlymą pateikęs tiekėjas yra </w:t>
             </w:r>
             <w:r>
               <w:rPr>
@@ -18024,7 +18042,7 @@
                 <w:szCs w:val="20"/>
               </w:rPr>
               <w:lastRenderedPageBreak/>
-              <w:t>bendrovė, taip pat jei ekonomiškai naudingiausią pasiūlymą pateikęs tiekėjas yra UAB „EPSO-G“ įmonių grupės bendrovė.</w:t>
+              <w:t>UAB „EPSO-G“ įmonių grupės bendrovė.</w:t>
             </w:r>
           </w:p>
         </w:tc>
@@ -18110,7 +18128,7 @@
                 <w:szCs w:val="20"/>
                 <w:lang w:val="en-GB"/>
               </w:rPr>
-              <w:t xml:space="preserve">This requirement does not apply to suppliers that have submitted the most economically advantageous tender if they are state or municipal institutions or bodies of the Republic of Lithuania, or company in which the state or a municipality holds a controlling shareholding, or </w:t>
+              <w:t xml:space="preserve">This requirement does not apply to suppliers that have submitted the most economically advantageous tender if they are state or municipal institutions or bodies of the Republic of Lithuania, or company in which the state or a municipality holds a controlling shareholding, or their subsidiary, as well as if the supplier that submitted the most economically advantageous tender </w:t>
             </w:r>
             <w:r>
               <w:rPr>
@@ -18123,7 +18141,7 @@
                 <w:lang w:val="en-GB"/>
               </w:rPr>
               <w:lastRenderedPageBreak/>
-              <w:t>their subsidiary, as well as if the supplier that submitted the most economically advantageous tender is a company belonging to the UAB “EPSO-G” group.</w:t>
+              <w:t>is a company belonging to the UAB “EPSO-G” group.</w:t>
             </w:r>
           </w:p>
         </w:tc>
@@ -18189,8 +18207,18 @@
                 <w:sz w:val="20"/>
                 <w:szCs w:val="20"/>
               </w:rPr>
+              <w:t xml:space="preserve">Jei ekonomiškai naudingiausią pasiūlymą pateikęs Tiekėjas/Tiekėjų grupės narys šį klausimyną yra pildęs ne anksčiau kaip prieš 12 mėnesių iki Perkančiojo subjekto prašymo pateikimo ir informacija yra nepasikeitusi, jis gali nepildyti klausimyno, bet per klausimynui </w:t>
+            </w:r>
+            <w:r>
+              <w:rPr>
+                <w:rFonts w:ascii="Arial" w:hAnsi="Arial" w:cs="Arial"/>
+                <w:b/>
+                <w:bCs/>
+                <w:sz w:val="20"/>
+                <w:szCs w:val="20"/>
+              </w:rPr>
               <w:lastRenderedPageBreak/>
-              <w:t>Jei ekonomiškai naudingiausią pasiūlymą pateikęs Tiekėjas/Tiekėjų grupės narys šį klausimyną yra pildęs ne anksčiau kaip prieš 12 mėnesių iki Perkančiojo subjekto prašymo pateikimo ir informacija yra nepasikeitusi, jis gali nepildyti klausimyno, bet per klausimynui užpildyti skirtą terminą pateikti laisvos formos patvirtinimą, kad anksčiau šio tiekėjo  užpildytame Veiklos partnerių patikros klausimyne informacija yra nepasikeitusi.</w:t>
+              <w:t>užpildyti skirtą terminą pateikti laisvos formos patvirtinimą, kad anksčiau šio tiekėjo  užpildytame Veiklos partnerių patikros klausimyne informacija yra nepasikeitusi.</w:t>
             </w:r>
           </w:p>
           <w:p>
@@ -18323,7 +18351,6 @@
                 <w:sz w:val="20"/>
                 <w:szCs w:val="20"/>
               </w:rPr>
-              <w:lastRenderedPageBreak/>
               <w:t xml:space="preserve"> sudaryti veiksmų vykdymo planą siekiant išvengti ar  mažinti nustatytas rizikas.</w:t>
             </w:r>
           </w:p>
@@ -18415,8 +18442,19 @@
                 <w:szCs w:val="20"/>
                 <w:lang w:val="en-GB"/>
               </w:rPr>
+              <w:t xml:space="preserve">If the Supplier / member of the Supplier group that submitted the most economically advantageous tender has completed this questionnaire previously not earlier than 12 </w:t>
+            </w:r>
+            <w:r>
+              <w:rPr>
+                <w:rFonts w:ascii="Arial" w:hAnsi="Arial" w:cs="Arial"/>
+                <w:b/>
+                <w:color w:val="000000"/>
+                <w:sz w:val="20"/>
+                <w:szCs w:val="20"/>
+                <w:lang w:val="en-GB"/>
+              </w:rPr>
               <w:lastRenderedPageBreak/>
-              <w:t>If the Supplier / member of the Supplier group that submitted the most economically advantageous tender has completed this questionnaire previously not earlier than 12 months till the request of Contacting Entity and the information has not changed, they may refrain from completing the questionnaire again; however, within the deadline set for completion of the questionnaire, they must submit a free</w:t>
+              <w:t>months till the request of Contacting Entity and the information has not changed, they may refrain from completing the questionnaire again; however, within the deadline set for completion of the questionnaire, they must submit a free</w:t>
             </w:r>
             <w:r>
               <w:rPr>
@@ -18528,19 +18566,7 @@
                 <w:szCs w:val="20"/>
                 <w:lang w:val="en-GB"/>
               </w:rPr>
-              <w:t xml:space="preserve">request additional documents that would </w:t>
-            </w:r>
-            <w:r>
-              <w:rPr>
-                <w:rFonts w:ascii="Arial" w:hAnsi="Arial" w:cs="Arial"/>
-                <w:bCs/>
-                <w:color w:val="000000"/>
-                <w:sz w:val="20"/>
-                <w:szCs w:val="20"/>
-                <w:lang w:val="en-GB"/>
-              </w:rPr>
-              <w:lastRenderedPageBreak/>
-              <w:t>eliminate and/or reduce doubts regarding the risk;</w:t>
+              <w:t>request additional documents that would eliminate and/or reduce doubts regarding the risk;</w:t>
             </w:r>
           </w:p>
           <w:p>
@@ -18569,7 +18595,19 @@
                 <w:szCs w:val="20"/>
                 <w:lang w:val="en-GB"/>
               </w:rPr>
-              <w:t>carry out enhanced monitoring of the Business Partner and control the performance of the contract concluded with the Business Partner;</w:t>
+              <w:t xml:space="preserve">carry out enhanced monitoring of the Business Partner and control the performance of the </w:t>
+            </w:r>
+            <w:r>
+              <w:rPr>
+                <w:rFonts w:ascii="Arial" w:hAnsi="Arial" w:cs="Arial"/>
+                <w:bCs/>
+                <w:color w:val="000000"/>
+                <w:sz w:val="20"/>
+                <w:szCs w:val="20"/>
+                <w:lang w:val="en-GB"/>
+              </w:rPr>
+              <w:lastRenderedPageBreak/>
+              <w:t>contract concluded with the Business Partner;</w:t>
             </w:r>
           </w:p>
           <w:p>
@@ -19460,16 +19498,7 @@
                 <w:sz w:val="20"/>
                 <w:szCs w:val="20"/>
               </w:rPr>
-              <w:t xml:space="preserve">pasirašo Tiekėjo vadovo įgaliotas asmuo, prie Pasiūlymo turi būti pridėtas galiojantis rašytinis </w:t>
-            </w:r>
-            <w:r>
-              <w:rPr>
-                <w:rFonts w:ascii="Arial" w:hAnsi="Arial" w:cs="Arial"/>
-                <w:sz w:val="20"/>
-                <w:szCs w:val="20"/>
-              </w:rPr>
-              <w:lastRenderedPageBreak/>
-              <w:t xml:space="preserve">įgaliojimas arba kitas dokumentas, suteikiantis teisę pasirašyti </w:t>
+              <w:t xml:space="preserve">pasirašo Tiekėjo vadovo įgaliotas asmuo, prie Pasiūlymo turi būti pridėtas galiojantis rašytinis įgaliojimas arba kitas dokumentas, suteikiantis teisę pasirašyti </w:t>
             </w:r>
             <w:bookmarkEnd w:id="24"/>
             <w:r>
@@ -19520,7 +19549,6 @@
                 <w:szCs w:val="20"/>
                 <w:lang w:val="en-US"/>
               </w:rPr>
-              <w:lastRenderedPageBreak/>
               <w:t xml:space="preserve">If the Tender is signed with an electronic or physical signature by Supplier’s authorized person, a valid written power of attorney or other </w:t>
             </w:r>
             <w:r>
@@ -21300,7 +21328,7 @@
                 <w:sz w:val="20"/>
                 <w:szCs w:val="20"/>
               </w:rPr>
-              <w:t>/ĮMONĖS PAVADINIMAS/</w:t>
+              <w:t>ĮMONĖS PAVADINIMAS</w:t>
             </w:r>
             <w:r>
               <w:rPr>
@@ -21427,7 +21455,7 @@
                 <w:szCs w:val="20"/>
                 <w:lang w:val="en-GB"/>
               </w:rPr>
-              <w:t>/ĮMONĖS PAVADINIMAS/</w:t>
+              <w:t>ĮMONĖS PAVADINIMAS</w:t>
             </w:r>
             <w:r>
               <w:rPr>
@@ -21503,17 +21531,7 @@
                 <w:szCs w:val="20"/>
                 <w:lang w:val="en-GB"/>
               </w:rPr>
-              <w:t xml:space="preserve">after the deadline for </w:t>
-            </w:r>
-            <w:r>
-              <w:rPr>
-                <w:rFonts w:ascii="Arial" w:hAnsi="Arial" w:cs="Arial"/>
-                <w:sz w:val="20"/>
-                <w:szCs w:val="20"/>
-                <w:lang w:val="en-GB"/>
-              </w:rPr>
-              <w:lastRenderedPageBreak/>
-              <w:t>submission of Tenders and must specify the term of validity of the guarantee.</w:t>
+              <w:t>after the deadline for submission of Tenders and must specify the term of validity of the guarantee.</w:t>
             </w:r>
           </w:p>
         </w:tc>
@@ -22275,7 +22293,7 @@
                 <w:sz w:val="20"/>
                 <w:szCs w:val="20"/>
               </w:rPr>
-              <w:t xml:space="preserve"> bei padengti Perkančiojo subjekto patirtus tiesioginius </w:t>
+              <w:t xml:space="preserve"> bei padengti Perkančiojo subjekto patirtus tiesioginius nuostolius, kiek jų nepadengia aukščiau nurodyta bauda. Tiesioginiais nuostoliais bus laikomas kainos skirtumas tarp Sutartį atsisakiusio </w:t>
             </w:r>
             <w:r>
               <w:rPr>
@@ -22284,7 +22302,7 @@
                 <w:szCs w:val="20"/>
               </w:rPr>
               <w:lastRenderedPageBreak/>
-              <w:t>nuostolius, kiek jų nepadengia aukščiau nurodyta bauda. Tiesioginiais nuostoliais bus laikomas kainos skirtumas tarp Sutartį atsisakiusio pasirašyti Tiekėjo Pasiūlymo kainos Eur be PVM ir kito Tiekėjo, pasiūlymų eilėje esančio po atsisakiusio sudaryti Sutartį Tiekėjo, Pasiūlymo kainos Eur be PVM.</w:t>
+              <w:t>pasirašyti Tiekėjo Pasiūlymo kainos Eur be PVM ir kito Tiekėjo, pasiūlymų eilėje esančio po atsisakiusio sudaryti Sutartį Tiekėjo, Pasiūlymo kainos Eur be PVM.</w:t>
             </w:r>
           </w:p>
         </w:tc>
@@ -22328,7 +22346,7 @@
                 <w:szCs w:val="20"/>
                 <w:lang w:val="en-GB"/>
               </w:rPr>
-              <w:t xml:space="preserve">or the Supplier that is invited to conclude the Contract refuses to conclude the Contract, at a request of the Contracting Entity such Supplier shall have to pay a penalty in the amount of 10 percent of the Tender in EUR excl. VAT and compensate for the direct loss suffered by the Contracting Entity to the extent not covered by the above fine. The </w:t>
+              <w:t xml:space="preserve">or the Supplier that is invited to conclude the Contract refuses to conclude the Contract, at a request of the Contracting Entity such Supplier shall have to pay a penalty in the amount of 10 percent of the Tender in EUR excl. VAT and compensate for the direct loss suffered by the Contracting Entity to the extent not covered by the above fine. The direct loss shall be considered to be the difference between the price in EUR excl. VAT of the Tender of the Supplier who has refused to sign the </w:t>
             </w:r>
             <w:r>
               <w:rPr>
@@ -22338,7 +22356,7 @@
                 <w:lang w:val="en-GB"/>
               </w:rPr>
               <w:lastRenderedPageBreak/>
-              <w:t>direct loss shall be considered to be the difference between the price in EUR excl. VAT of the Tender of the Supplier who has refused to sign the Contract, and the price in EUR excl. VAT of the Tender of the Supplier second in the ranking of the Tenders.</w:t>
+              <w:t>Contract, and the price in EUR excl. VAT of the Tender of the Supplier second in the ranking of the Tenders.</w:t>
             </w:r>
           </w:p>
         </w:tc>
@@ -22744,54 +22762,43 @@
                 <w:sz w:val="20"/>
                 <w:szCs w:val="20"/>
               </w:rPr>
-              <w:t xml:space="preserve">Perkantysis subjektas informuos Koordinavimo komisiją apie ketinamą sudaryti Sutartį, esant bent vienai BPS 16.1 punkte numatytai aplinkybei. Tuo atveju, jei bus vykdoma patikra dėl ketinamos sudaryti Sutarties atitikimo nacionalinio saugumo interesams, Tiekėjas, vadovaudamasis BPS 16 skyriaus nuostatomis, įsipareigoja nustatytais terminais pateikti </w:t>
-            </w:r>
-            <w:r>
-              <w:rPr>
-                <w:rFonts w:ascii="Arial" w:hAnsi="Arial" w:cs="Arial"/>
-                <w:iCs/>
-                <w:sz w:val="20"/>
-                <w:szCs w:val="20"/>
+              <w:t xml:space="preserve">Perkantysis subjektas informuos Koordinavimo komisiją apie ketinamą sudaryti Sutartį, esant bent vienai BPS 16.1 punkte numatytai aplinkybei. Tuo atveju, jei bus vykdoma patikra dėl ketinamos sudaryti Sutarties atitikimo nacionalinio saugumo interesams, Tiekėjas, vadovaudamasis BPS 16 skyriaus nuostatomis, įsipareigoja nustatytais terminais pateikti Perkančiajam subjektui ir/ar kompetentingoms institucijoms visus duomenis, dokumentus ir sutikimus, būtinus šiai patikrai atlikti. </w:t>
+            </w:r>
+          </w:p>
+        </w:tc>
+        <w:tc>
+          <w:tcPr>
+            <w:tcW w:w="6663" w:type="dxa"/>
+          </w:tcPr>
+          <w:p>
+            <w:pPr>
+              <w:jc w:val="both"/>
+              <w:rPr>
+                <w:rFonts w:ascii="Arial" w:hAnsi="Arial" w:cs="Arial"/>
+                <w:sz w:val="20"/>
+                <w:szCs w:val="20"/>
+              </w:rPr>
+            </w:pPr>
+            <w:r>
+              <w:rPr>
+                <w:rFonts w:ascii="Arial" w:hAnsi="Arial" w:cs="Arial"/>
+                <w:iCs/>
+                <w:sz w:val="20"/>
+                <w:szCs w:val="20"/>
+                <w:lang w:val="en-GB"/>
+              </w:rPr>
+              <w:t xml:space="preserve">The Contracting Entity will inform the Coordinating Commission of the intention to conclude the Contract in at least one of the circumstances provided for in Clause 16.1 of the GPC. In the event of a verification of the compliance of the intended contract with the national security interests, the Supplier undertakes to provide the Contracting Entity and / or the competent authorities with all data, documents and consents necessary </w:t>
+            </w:r>
+            <w:r>
+              <w:rPr>
+                <w:rFonts w:ascii="Arial" w:hAnsi="Arial" w:cs="Arial"/>
+                <w:iCs/>
+                <w:sz w:val="20"/>
+                <w:szCs w:val="20"/>
+                <w:lang w:val="en-GB"/>
               </w:rPr>
               <w:lastRenderedPageBreak/>
-              <w:t xml:space="preserve">Perkančiajam subjektui ir/ar kompetentingoms institucijoms visus duomenis, dokumentus ir sutikimus, būtinus šiai patikrai atlikti. </w:t>
-            </w:r>
-          </w:p>
-        </w:tc>
-        <w:tc>
-          <w:tcPr>
-            <w:tcW w:w="6663" w:type="dxa"/>
-          </w:tcPr>
-          <w:p>
-            <w:pPr>
-              <w:jc w:val="both"/>
-              <w:rPr>
-                <w:rFonts w:ascii="Arial" w:hAnsi="Arial" w:cs="Arial"/>
-                <w:sz w:val="20"/>
-                <w:szCs w:val="20"/>
-              </w:rPr>
-            </w:pPr>
-            <w:r>
-              <w:rPr>
-                <w:rFonts w:ascii="Arial" w:hAnsi="Arial" w:cs="Arial"/>
-                <w:iCs/>
-                <w:sz w:val="20"/>
-                <w:szCs w:val="20"/>
-                <w:lang w:val="en-GB"/>
-              </w:rPr>
-              <w:lastRenderedPageBreak/>
-              <w:t xml:space="preserve">The Contracting Entity will inform the Coordinating Commission of the intention to conclude the Contract in at least one of the circumstances provided for in Clause 16.1 of the GPC. In the event of a verification of the compliance of the intended contract with the national security interests, the Supplier undertakes to provide the Contracting Entity and / or the </w:t>
-            </w:r>
-            <w:r>
-              <w:rPr>
-                <w:rFonts w:ascii="Arial" w:hAnsi="Arial" w:cs="Arial"/>
-                <w:iCs/>
-                <w:sz w:val="20"/>
-                <w:szCs w:val="20"/>
-                <w:lang w:val="en-GB"/>
-              </w:rPr>
-              <w:lastRenderedPageBreak/>
-              <w:t>competent authorities with all data, documents and consents necessary for such verification in accordance with the provisions of Chapter 16 of the GPC.</w:t>
+              <w:t>for such verification in accordance with the provisions of Chapter 16 of the GPC.</w:t>
             </w:r>
           </w:p>
         </w:tc>
@@ -24103,18 +24110,7 @@
                 <w:szCs w:val="20"/>
                 <w:lang w:eastAsia="lt-LT"/>
               </w:rPr>
-              <w:t xml:space="preserve">Toliau Tiekėjų informacijai pateikiamas preliminarus planuojamas Pirkimo procedūrų vykdymo grafikas, kurio atskiri etapai nebūtinai sutaps su faktinėmis datomis. Tiekėjai visais </w:t>
-            </w:r>
-            <w:r>
-              <w:rPr>
-                <w:rFonts w:ascii="Arial" w:hAnsi="Arial" w:cs="Arial"/>
-                <w:color w:val="000000" w:themeColor="text1"/>
-                <w:sz w:val="20"/>
-                <w:szCs w:val="20"/>
-                <w:lang w:eastAsia="lt-LT"/>
-              </w:rPr>
-              <w:lastRenderedPageBreak/>
-              <w:t>atvejais turi vadovautis pirmiausia CVP IS ir Perkančiojo subjekto pranešimuose nustatytais terminais.</w:t>
+              <w:t>Toliau Tiekėjų informacijai pateikiamas preliminarus planuojamas Pirkimo procedūrų vykdymo grafikas, kurio atskiri etapai nebūtinai sutaps su faktinėmis datomis. Tiekėjai visais atvejais turi vadovautis pirmiausia CVP IS ir Perkančiojo subjekto pranešimuose nustatytais terminais.</w:t>
             </w:r>
           </w:p>
         </w:tc>
@@ -24140,18 +24136,7 @@
                 <w:szCs w:val="20"/>
                 <w:lang w:val="en-GB"/>
               </w:rPr>
-              <w:lastRenderedPageBreak/>
-              <w:t xml:space="preserve">For the information of the Suppliers, below is a preliminary planned schedule for the execution of the Procurement procedures, the individual stages of which will not necessarily coincide with the actual dates. In all cases, Suppliers must be </w:t>
-            </w:r>
-            <w:r>
-              <w:rPr>
-                <w:rFonts w:ascii="Arial" w:hAnsi="Arial" w:cs="Arial"/>
-                <w:sz w:val="20"/>
-                <w:szCs w:val="20"/>
-                <w:lang w:val="en-GB"/>
-              </w:rPr>
-              <w:lastRenderedPageBreak/>
-              <w:t>guided primarily by the terms established in the CVP IS and the notices of the Contracting Entity.</w:t>
+              <w:t>For the information of the Suppliers, below is a preliminary planned schedule for the execution of the Procurement procedures, the individual stages of which will not necessarily coincide with the actual dates. In all cases, Suppliers must be guided primarily by the terms established in the CVP IS and the notices of the Contracting Entity.</w:t>
             </w:r>
           </w:p>
         </w:tc>
@@ -26469,6 +26454,15 @@
         </w:tc>
       </w:tr>
     </w:tbl>
+    <w:p>
+      <w:pPr>
+        <w:rPr>
+          <w:rFonts w:ascii="Arial" w:hAnsi="Arial" w:cs="Arial"/>
+          <w:sz w:val="20"/>
+          <w:szCs w:val="20"/>
+        </w:rPr>
+      </w:pPr>
+    </w:p>
     <w:p>
       <w:pPr>
         <w:rPr>
@@ -26519,30 +26513,9 @@
         </w:rPr>
         <w:t xml:space="preserve"> </w:t>
       </w:r>
-      <w:r>
-        <w:rPr>
-          <w:rFonts w:ascii="Arial" w:hAnsi="Arial" w:cs="Arial"/>
-          <w:i/>
-          <w:iCs/>
-          <w:sz w:val="20"/>
-          <w:szCs w:val="20"/>
-        </w:rPr>
-        <w:t>/Pirkimo organizatorius/</w:t>
-      </w:r>
-    </w:p>
-    <w:p>
-      <w:pPr>
-        <w:rPr>
-          <w:rFonts w:ascii="Arial" w:hAnsi="Arial" w:cs="Arial"/>
-          <w:i/>
-          <w:iCs/>
-          <w:sz w:val="20"/>
-          <w:szCs w:val="20"/>
-          <w:lang w:val="en-US"/>
-        </w:rPr>
-      </w:pPr>
     </w:p>
     <w:sectPr>
+      <w:headerReference w:type="default" r:id="rId12"/>
       <w:pgSz w:w="16838" w:h="11906" w:orient="landscape"/>
       <w:pgMar w:top="1701" w:right="1701" w:bottom="567" w:left="1134" w:header="567" w:footer="567" w:gutter="0"/>
       <w:cols w:space="1296"/>
@@ -26861,18 +26834,7 @@
         <w:rPr>
           <w:color w:val="FF0000"/>
         </w:rPr>
-        <w:t>ČIA IR KITUR:</w:t>
-      </w:r>
-    </w:p>
-    <w:p>
-      <w:pPr>
-        <w:pStyle w:val="CommentText"/>
-      </w:pPr>
-      <w:r>
-        <w:rPr>
-          <w:color w:val="FF0000"/>
-        </w:rPr>
-        <w:t xml:space="preserve">Abejonių kyla ir dokumentų prašome visais atvejais, jei organizacijos nėra tikrinusi atitinkamo tiekėjo, subtiekėjo, ūkio subjekto, kurio pajėgumais remiamasi, ar gamintojo kilmės; arba tikrinusi, bet tuo metu gauti dokumentai yra išduoti anksčiau nei prieš 1 metus. </w:t>
+        <w:t>Abejonių kyla ir dokumentų prašome visais atvejais, jei atitinkamas tiekėjas, subtiekėjas, ūkio subjektas, kurio pajėgumais remiamasi, ar gamintojas yra užsienio šalyje registruotas subjektas. Iš Lietuvoje registruotų subjektų dokumentų standartiškai pagal šį reikalavimą neprašome.</w:t>
       </w:r>
     </w:p>
   </w:comment>
@@ -28767,6 +28729,63 @@
     </w:p>
   </w:footnote>
 </w:footnotes>
+</file>
+
+<file path=word/header1.xml><?xml version="1.0" encoding="utf-8"?>
+<w:hdr xmlns:wpc="http://schemas.microsoft.com/office/word/2010/wordprocessingCanvas" xmlns:cx="http://schemas.microsoft.com/office/drawing/2014/chartex" xmlns:cx1="http://schemas.microsoft.com/office/drawing/2015/9/8/chartex" xmlns:cx2="http://schemas.microsoft.com/office/drawing/2015/10/21/chartex" xmlns:cx3="http://schemas.microsoft.com/office/drawing/2016/5/9/chartex" xmlns:cx4="http://schemas.microsoft.com/office/drawing/2016/5/10/chartex" xmlns:cx5="http://schemas.microsoft.com/office/drawing/2016/5/11/chartex" xmlns:cx6="http://schemas.microsoft.com/office/drawing/2016/5/12/chartex" xmlns:cx7="http://schemas.microsoft.com/office/drawing/2016/5/13/chartex" xmlns:cx8="http://schemas.microsoft.com/office/drawing/2016/5/14/chartex" xmlns:mc="http://schemas.openxmlformats.org/markup-compatibility/2006" xmlns:aink="http://schemas.microsoft.com/office/drawing/2016/ink" xmlns:am3d="http://schemas.microsoft.com/office/drawing/2017/model3d" xmlns:o="urn:schemas-microsoft-com:office:office" xmlns:oel="http://schemas.microsoft.com/office/2019/extlst" xmlns:r="http://schemas.openxmlformats.org/officeDocument/2006/relationships" xmlns:m="http://schemas.openxmlformats.org/officeDocument/2006/math" xmlns:v="urn:schemas-microsoft-com:vml" xmlns:wp14="http://schemas.microsoft.com/office/word/2010/wordprocessingDrawing" xmlns:wp="http://schemas.openxmlformats.org/drawingml/2006/wordprocessingDrawing" xmlns:w10="urn:schemas-microsoft-com:office:word" xmlns:w="http://schemas.openxmlformats.org/wordprocessingml/2006/main" xmlns:w14="http://schemas.microsoft.com/office/word/2010/wordml" xmlns:w15="http://schemas.microsoft.com/office/word/2012/wordml" xmlns:w16cex="http://schemas.microsoft.com/office/word/2018/wordml/cex" xmlns:w16cid="http://schemas.microsoft.com/office/word/2016/wordml/cid" xmlns:w16="http://schemas.microsoft.com/office/word/2018/wordml" xmlns:w16du="http://schemas.microsoft.com/office/word/2023/wordml/word16du" xmlns:w16sdtdh="http://schemas.microsoft.com/office/word/2020/wordml/sdtdatahash" xmlns:w16sdtfl="http://schemas.microsoft.com/office/word/2024/wordml/sdtformatlock" xmlns:w16se="http://schemas.microsoft.com/office/word/2015/wordml/symex" xmlns:wpg="http://schemas.microsoft.com/office/word/2010/wordprocessingGroup" xmlns:wpi="http://schemas.microsoft.com/office/word/2010/wordprocessingInk" xmlns:wne="http://schemas.microsoft.com/office/word/2006/wordml" xmlns:wps="http://schemas.microsoft.com/office/word/2010/wordprocessingShape" mc:Ignorable="w14 w15 w16se w16cid w16 w16cex w16sdtdh w16sdtfl w16du wp14">
+  <w:p>
+    <w:pPr>
+      <w:pStyle w:val="Header"/>
+      <w:jc w:val="center"/>
+    </w:pPr>
+    <w:r>
+      <w:rPr>
+        <w:noProof/>
+      </w:rPr>
+      <w:drawing>
+        <wp:inline distT="0" distB="0" distL="0" distR="0" wp14:anchorId="0CC1C1A7" wp14:editId="002EE7B5">
+          <wp:extent cx="1080000" cy="397639"/>
+          <wp:effectExtent l="0" t="0" r="0" b="0"/>
+          <wp:docPr id="964352042" name="Graphic 70"/>
+          <wp:cNvGraphicFramePr>
+            <a:graphicFrameLocks xmlns:a="http://schemas.openxmlformats.org/drawingml/2006/main" noChangeAspect="1"/>
+          </wp:cNvGraphicFramePr>
+          <a:graphic xmlns:a="http://schemas.openxmlformats.org/drawingml/2006/main">
+            <a:graphicData uri="http://schemas.openxmlformats.org/drawingml/2006/picture">
+              <pic:pic xmlns:pic="http://schemas.openxmlformats.org/drawingml/2006/picture">
+                <pic:nvPicPr>
+                  <pic:cNvPr id="964352042" name="Graphic 70"/>
+                  <pic:cNvPicPr/>
+                </pic:nvPicPr>
+                <pic:blipFill>
+                  <a:blip r:embed="rId1">
+                    <a:extLst>
+                      <a:ext uri="{96DAC541-7B7A-43D3-8B79-37D633B846F1}">
+                        <asvg:svgBlip xmlns:asvg="http://schemas.microsoft.com/office/drawing/2016/SVG/main" r:embed="rId2"/>
+                      </a:ext>
+                    </a:extLst>
+                  </a:blip>
+                  <a:stretch>
+                    <a:fillRect/>
+                  </a:stretch>
+                </pic:blipFill>
+                <pic:spPr>
+                  <a:xfrm>
+                    <a:off x="0" y="0"/>
+                    <a:ext cx="1080000" cy="397639"/>
+                  </a:xfrm>
+                  <a:prstGeom prst="rect">
+                    <a:avLst/>
+                  </a:prstGeom>
+                </pic:spPr>
+              </pic:pic>
+            </a:graphicData>
+          </a:graphic>
+        </wp:inline>
+      </w:drawing>
+    </w:r>
+  </w:p>
+</w:hdr>
 </file>
 
 <file path=word/numbering.xml><?xml version="1.0" encoding="utf-8"?>
@@ -32787,7 +32806,7 @@
   </w:font>
   <w:font w:name="Courier New">
     <w:panose1 w:val="02070309020205020404"/>
-    <w:charset w:val="BA"/>
+    <w:charset w:val="00"/>
     <w:family w:val="modern"/>
     <w:pitch w:val="fixed"/>
     <w:sig w:usb0="E0002EFF" w:usb1="C0007843" w:usb2="00000009" w:usb3="00000000" w:csb0="000001FF" w:csb1="00000000"/>
@@ -32815,21 +32834,21 @@
   </w:font>
   <w:font w:name="Cambria Math">
     <w:panose1 w:val="02040503050406030204"/>
-    <w:charset w:val="BA"/>
+    <w:charset w:val="00"/>
     <w:family w:val="roman"/>
     <w:pitch w:val="variable"/>
     <w:sig w:usb0="E00006FF" w:usb1="420024FF" w:usb2="02000000" w:usb3="00000000" w:csb0="0000019F" w:csb1="00000000"/>
   </w:font>
   <w:font w:name="Trebuchet MS">
     <w:panose1 w:val="020B0603020202020204"/>
-    <w:charset w:val="BA"/>
+    <w:charset w:val="00"/>
     <w:family w:val="swiss"/>
     <w:pitch w:val="variable"/>
     <w:sig w:usb0="00000687" w:usb1="00000000" w:usb2="00000000" w:usb3="00000000" w:csb0="0000009F" w:csb1="00000000"/>
   </w:font>
   <w:font w:name="Calibri Light">
     <w:panose1 w:val="020F0302020204030204"/>
-    <w:charset w:val="00"/>
+    <w:charset w:val="BA"/>
     <w:family w:val="swiss"/>
     <w:pitch w:val="variable"/>
     <w:sig w:usb0="E4002EFF" w:usb1="C200247B" w:usb2="00000009" w:usb3="00000000" w:csb0="000001FF" w:csb1="00000000"/>
@@ -32867,6 +32886,7 @@
   <w:rsids>
     <w:rsidRoot w:val="008506E9"/>
     <w:rsid w:val="00022C2C"/>
+    <w:rsid w:val="00031C53"/>
     <w:rsid w:val="000B3587"/>
     <w:rsid w:val="00142563"/>
     <w:rsid w:val="00176582"/>
@@ -32876,31 +32896,35 @@
     <w:rsid w:val="002348A3"/>
     <w:rsid w:val="0024018C"/>
     <w:rsid w:val="00427029"/>
+    <w:rsid w:val="004A2B6D"/>
     <w:rsid w:val="004A3352"/>
     <w:rsid w:val="00522615"/>
     <w:rsid w:val="005617CB"/>
+    <w:rsid w:val="005744B2"/>
     <w:rsid w:val="0060633A"/>
     <w:rsid w:val="006461EE"/>
     <w:rsid w:val="0073186D"/>
     <w:rsid w:val="007340F7"/>
     <w:rsid w:val="00742067"/>
     <w:rsid w:val="007542C2"/>
-    <w:rsid w:val="00766900"/>
+    <w:rsid w:val="00797B94"/>
     <w:rsid w:val="008506E9"/>
     <w:rsid w:val="008573AB"/>
     <w:rsid w:val="008F4C49"/>
     <w:rsid w:val="0090251B"/>
+    <w:rsid w:val="009E6C09"/>
     <w:rsid w:val="00A82A7D"/>
     <w:rsid w:val="00AF0CE3"/>
     <w:rsid w:val="00AF35F8"/>
     <w:rsid w:val="00AF4889"/>
+    <w:rsid w:val="00B1233D"/>
     <w:rsid w:val="00C75317"/>
-    <w:rsid w:val="00D02E53"/>
     <w:rsid w:val="00D44DA1"/>
     <w:rsid w:val="00D8729D"/>
-    <w:rsid w:val="00EC58EF"/>
+    <w:rsid w:val="00DD1FC8"/>
+    <w:rsid w:val="00E251B9"/>
     <w:rsid w:val="00ED552B"/>
-    <w:rsid w:val="00EF10FC"/>
+    <w:rsid w:val="00F16820"/>
     <w:rsid w:val="00FD2030"/>
     <w:rsid w:val="00FF4134"/>
   </w:rsids>

--- a/PP-salygos/templates/MVP_LTEN_SPS.docx
+++ b/PP-salygos/templates/MVP_LTEN_SPS.docx
@@ -21303,7 +21303,7 @@
                 <w:sz w:val="20"/>
                 <w:szCs w:val="20"/>
               </w:rPr>
-              <w:t>12</w:t>
+              <w:t>13</w:t>
             </w:r>
             <w:r>
               <w:rPr>
@@ -21437,7 +21437,7 @@
                 <w:szCs w:val="20"/>
                 <w:lang w:val="en-GB"/>
               </w:rPr>
-              <w:t>Annex 12 to the SPC</w:t>
+              <w:t>Annex 13 to the SPC</w:t>
             </w:r>
             <w:r>
               <w:rPr>

--- a/PP-salygos/templates/MVP_LTEN_SPS.docx
+++ b/PP-salygos/templates/MVP_LTEN_SPS.docx
@@ -2509,7 +2509,7 @@
                 <w:szCs w:val="20"/>
                 <w:lang w:val="en-GB"/>
               </w:rPr>
-              <w:t>The Object of the Procurement is related to national security matters. The Supplier undertakes that the offered goods (including their manufacturers), services or works will not endanger national security,  when on the basis of the contract agreement, the circumstances defined in Article of  13 Part 4 (1) the Law on the Protection of Objects of Importance for Ensuring National Security of the Republic of Lithuania deem to arise, and:</w:t>
+              <w:t>The Object of the Procurement is related to national security matters. The Supplier undertakes that the offered goods (including their manufacturers), services or works will not endanger national security, when on the basis of the contract agreement, the circumstances defined in Article of 13 Part 4 (1) the Law on the Protection of Objects of Importance for Ensuring National Security of the Republic of Lithuania deem to arise, and:</w:t>
             </w:r>
             <w:commentRangeEnd w:id="8"/>
             <w:r>
@@ -3684,7 +3684,7 @@
                 <w:sz w:val="20"/>
                 <w:szCs w:val="20"/>
               </w:rPr>
-              <w:t>Tiekėjų pašalinimo pagrindų nebuvimas ir kvalifikacija yra tikrinami šiame Pirkime. Tiekėjai privalo pateikti Pasiūlymą (SPS ___ priedas) ir Europos bendrąjį viešųjų pirkimų dokumentą  (toliau – EBVPD) (SPS ___ priedas). Pašalinimo pagrindų nebuvimą, kvalifikacijos atitiktį pagrindžiančius dokumentus ir kitus pateikiamus dokumentus, nurodytus šio papunkčio 1 ir 2</w:t>
+              <w:t>Tiekėjų pašalinimo pagrindų nebuvimas ir kvalifikacija yra tikrinami šiame Pirkime. Tiekėjai privalo pateikti Pasiūlymą (SPS ___ priedas) ir Europos bendrąjį viešųjų pirkimų dokumentą (toliau – EBVPD) (SPS ___ priedas). Pašalinimo pagrindų nebuvimą, kvalifikacijos atitiktį pagrindžiančius dokumentus ir kitus pateikiamus dokumentus, nurodytus šio papunkčio 1 ir 2</w:t>
             </w:r>
             <w:r>
               <w:rPr>
@@ -3882,7 +3882,7 @@
                 <w:sz w:val="20"/>
                 <w:szCs w:val="20"/>
               </w:rPr>
-              <w:t>Tiekėjų pašalinimo pagrindų nebuvimas ir kvalifikacija yra tikrinami šiame Pirkime. Tiekėjai privalo pateikti Pasiūlymą (SPS ___ priedas) ir Europos bendrąjį viešųjų pirkimų dokumentą  (toliau – EBVPD) (SPS ___ priedas). Pašalinimo pagrindų nebuvimą, kvalifikacijos atitiktį pagrindžiančius dokumentus ir kitus pateikiamus dokumentus, nurodytus šio papunkčio 1 ir 2</w:t>
+              <w:t>Tiekėjų pašalinimo pagrindų nebuvimas ir kvalifikacija yra tikrinami šiame Pirkime. Tiekėjai privalo pateikti Pasiūlymą (SPS ___ priedas) ir Europos bendrąjį viešųjų pirkimų dokumentą (toliau – EBVPD) (SPS ___ priedas). Pašalinimo pagrindų nebuvimą, kvalifikacijos atitiktį pagrindžiančius dokumentus ir kitus pateikiamus dokumentus, nurodytus šio papunkčio 1 ir 2</w:t>
             </w:r>
             <w:r>
               <w:rPr>
@@ -5134,7 +5134,7 @@
                 <w:sz w:val="20"/>
                 <w:szCs w:val="20"/>
               </w:rPr>
-              <w:t>„e-Certis“ adresu:  https://ec.europa.eu/tools/ecertis/.</w:t>
+              <w:t>„e-Certis“ adresu: https://ec.europa.eu/tools/ecertis/.</w:t>
             </w:r>
           </w:p>
         </w:tc>
@@ -6438,7 +6438,7 @@
                 <w:sz w:val="20"/>
                 <w:szCs w:val="20"/>
               </w:rPr>
-              <w:t xml:space="preserve"> netikrinama, tačiau Tiekėjas  įsipareigoja, kad pirkimo sutartį vykdys tik tokią teisę turintys asmenys. Atitinkami reikalavimai nurodyti</w:t>
+              <w:t xml:space="preserve"> netikrinama, tačiau Tiekėjas įsipareigoja, kad pirkimo sutartį vykdys tik tokią teisę turintys asmenys. Atitinkami reikalavimai nurodyti</w:t>
             </w:r>
             <w:r>
               <w:rPr>
@@ -9155,7 +9155,7 @@
                 <w:szCs w:val="20"/>
                 <w:lang w:val="en-GB"/>
               </w:rPr>
-              <w:t xml:space="preserve">by the Supplier that for  compliance with requirements set in </w:t>
+              <w:t xml:space="preserve">by the Supplier that for compliance with requirements set in </w:t>
             </w:r>
             <w:r>
               <w:rPr>
@@ -9394,7 +9394,7 @@
                 <w:sz w:val="20"/>
                 <w:szCs w:val="20"/>
               </w:rPr>
-              <w:t xml:space="preserve">. Tiekėjai privalo deklaruoti atitiktį kitiems reikalavimams ir  (arba) pateikti dokumentus, pagrindžiančius atitiktį šiems reikalavimams, </w:t>
+              <w:t xml:space="preserve">. Tiekėjai privalo deklaruoti atitiktį kitiems reikalavimams ir (arba) pateikti dokumentus, pagrindžiančius atitiktį šiems reikalavimams, </w:t>
             </w:r>
             <w:r>
               <w:rPr>
@@ -9491,7 +9491,7 @@
                 <w:sz w:val="20"/>
                 <w:szCs w:val="20"/>
               </w:rPr>
-              <w:t xml:space="preserve">. Dokumentus, pagrindžiančius atitiktį žaliesiems reikalavimams, Tiekėjai privalo pateikti su Pirminiu pasiūlymu. Atitiktį kitiems reikalavimams Tiekėjai privalo deklaruoti ir  (arba) pateikti dokumentus, pagrindžiančius atitiktį šiems reikalavimams, </w:t>
+              <w:t xml:space="preserve">. Dokumentus, pagrindžiančius atitiktį žaliesiems reikalavimams, Tiekėjai privalo pateikti su Pirminiu pasiūlymu. Atitiktį kitiems reikalavimams Tiekėjai privalo deklaruoti ir (arba) pateikti dokumentus, pagrindžiančius atitiktį šiems reikalavimams, </w:t>
             </w:r>
             <w:r>
               <w:rPr>
@@ -9597,7 +9597,7 @@
                 <w:sz w:val="20"/>
                 <w:szCs w:val="20"/>
               </w:rPr>
-              <w:t>. Tiekėjai privalo deklaruoti atitiktį kitiems reikalavimams ir  (arba) pateikti dokumentus, pagrindžiančius atitiktį šiems reikalavimams</w:t>
+              <w:t>. Tiekėjai privalo deklaruoti atitiktį kitiems reikalavimams ir (arba) pateikti dokumentus, pagrindžiančius atitiktį šiems reikalavimams</w:t>
             </w:r>
             <w:r>
               <w:rPr>
@@ -9998,7 +9998,7 @@
                 <w:szCs w:val="20"/>
                 <w:lang w:val="en-GB"/>
               </w:rPr>
-              <w:t>The procurement is subject to  o</w:t>
+              <w:t>The procurement is subject to o</w:t>
             </w:r>
             <w:r>
               <w:rPr>
@@ -12031,7 +12031,7 @@
                 <w:sz w:val="20"/>
                 <w:szCs w:val="20"/>
               </w:rPr>
-              <w:t xml:space="preserve"> prieda</w:t>
+              <w:t xml:space="preserve">prieda</w:t>
             </w:r>
             <w:r>
               <w:rPr>
@@ -12480,7 +12480,7 @@
                 <w:sz w:val="20"/>
                 <w:szCs w:val="20"/>
               </w:rPr>
-              <w:t>Dokumentai, kuriuose nenurodytas galiojimo terminas, turi būti  išduoti ar atspausdinti iš informacinės sistemos ne anksčiau kaip prieš tris mėnesius iki tos dienos, kai Perkančiojo subjekto prašymu Tiekėjas turi pateikti dokumentus.</w:t>
+              <w:t>Dokumentai, kuriuose nenurodytas galiojimo terminas, turi būti išduoti ar atspausdinti iš informacinės sistemos ne anksčiau kaip prieš tris mėnesius iki tos dienos, kai Perkančiojo subjekto prašymu Tiekėjas turi pateikti dokumentus.</w:t>
             </w:r>
           </w:p>
           <w:p>
@@ -12809,7 +12809,7 @@
                 <w:szCs w:val="20"/>
                 <w:lang w:val="en-US"/>
               </w:rPr>
-              <w:t xml:space="preserve"> Economic entity whose capacity is relied on, the manufacturer of the goods offered by the Supplier or the person controlling them is a legal entity:</w:t>
+              <w:t xml:space="preserve">Economic entity whose capacity is relied on, the manufacturer of the goods offered by the Supplier or the person controlling them is a legal entity:</w:t>
             </w:r>
           </w:p>
           <w:p>
@@ -13477,7 +13477,7 @@
                 <w:szCs w:val="20"/>
                 <w:lang w:val="en-GB"/>
               </w:rPr>
-              <w:t>the goods  do not originate or the services are not provided from countries or territories included in the list provided for in Article 92 (15) of the LPP;</w:t>
+              <w:t>the goods do not originate or the services are not provided from countries or territories included in the list provided for in Article 92 (15) of the LPP;</w:t>
             </w:r>
           </w:p>
         </w:tc>
@@ -13759,7 +13759,7 @@
                 <w:szCs w:val="20"/>
                 <w:lang w:val="en-GB"/>
               </w:rPr>
-              <w:t>The Government of the Republic of Lithuania, in accordance with the criteria established in the Law on the Protection of Objects Important for Ensuring National Security, has adopted a decision confirming that the entities specified in Clauses 1 and / or 2  of this table do not meet national security interests;</w:t>
+              <w:t>The Government of the Republic of Lithuania, in accordance with the criteria established in the Law on the Protection of Objects Important for Ensuring National Security, has adopted a decision confirming that the entities specified in Clauses 1 and / or 2 of this table do not meet national security interests;</w:t>
             </w:r>
           </w:p>
         </w:tc>
@@ -14020,7 +14020,7 @@
                 <w:sz w:val="20"/>
                 <w:szCs w:val="20"/>
               </w:rPr>
-              <w:t xml:space="preserve"> 92 </w:t>
+              <w:t xml:space="preserve">92 </w:t>
             </w:r>
             <w:r>
               <w:rPr>
@@ -14887,7 +14887,7 @@
                 <w:lang w:val="en-GB" w:eastAsia="lt-LT"/>
               </w:rPr>
               <w:lastRenderedPageBreak/>
-              <w:t>the manufacturer of the goods  or the person controlling it is not registered (if the manufacturer or the person controlling it is not a natural person, permanently residing or having nationality) in the countries or territories</w:t>
+              <w:t>the manufacturer of the goods or the person controlling it is not registered (if the manufacturer or the person controlling it is not a natural person, permanently residing or having nationality) in the countries or territories</w:t>
             </w:r>
             <w:r>
               <w:rPr>
@@ -15620,7 +15620,7 @@
                 <w:sz w:val="20"/>
                 <w:szCs w:val="20"/>
               </w:rPr>
-              <w:t>Dokumentai, kuriuose nenurodytas galiojimo terminas, turi būti  išduoti ar atspausdinti iš informacinės sistemos ne anksčiau kaip prieš tris mėnesius iki tos dienos, kai Perkančiojo subjekto prašymu Tiekėjas turi pateikti dokumentus.</w:t>
+              <w:t>Dokumentai, kuriuose nenurodytas galiojimo terminas, turi būti išduoti ar atspausdinti iš informacinės sistemos ne anksčiau kaip prieš tris mėnesius iki tos dienos, kai Perkančiojo subjekto prašymu Tiekėjas turi pateikti dokumentus.</w:t>
             </w:r>
           </w:p>
           <w:p>
@@ -15853,7 +15853,7 @@
                 <w:szCs w:val="20"/>
                 <w:lang w:val="en-US"/>
               </w:rPr>
-              <w:t>and their controlling persons,  shall be submitted:</w:t>
+              <w:t>and their controlling persons, shall be submitted:</w:t>
             </w:r>
           </w:p>
           <w:p>
@@ -15910,7 +15910,7 @@
                 <w:szCs w:val="20"/>
                 <w:lang w:val="en-US"/>
               </w:rPr>
-              <w:t xml:space="preserve"> </w:t>
+              <w:t xml:space="preserve"/>
             </w:r>
             <w:r>
               <w:rPr>
@@ -16141,7 +16141,7 @@
                 <w:szCs w:val="20"/>
                 <w:lang w:val="en-US"/>
               </w:rPr>
-              <w:t xml:space="preserve">If the Supplier, its Sub-suppliers, the members of the Supplier group,  Economic entities whose </w:t>
+              <w:t xml:space="preserve">If the Supplier, its Sub-suppliers, the members of the Supplier group, Economic entities whose </w:t>
             </w:r>
             <w:r>
               <w:rPr>
@@ -16644,7 +16644,7 @@
                 <w:sz w:val="20"/>
                 <w:szCs w:val="20"/>
               </w:rPr>
-              <w:t xml:space="preserve"> ar </w:t>
+              <w:t xml:space="preserve">ar </w:t>
             </w:r>
             <w:r>
               <w:rPr>
@@ -17047,7 +17047,7 @@
                 <w:szCs w:val="20"/>
               </w:rPr>
               <w:lastRenderedPageBreak/>
-              <w:t>kuriems ar jų siūlomų prekių gamintojui, juos kontroliuojantiems juridiniams ir (ar) fiziniams  asmenims taikomos Jungtinių Tautų saugumo tarybos, Europos Sąjungos, kitų tarptautinių organizacijų, kurių narė yra arba kuriose dalyvauja Lietuvos Respublika bei Jungtinių Amerikos Valstijų sankcijos (ribojamosios priemonės).</w:t>
+              <w:t>kuriems ar jų siūlomų prekių gamintojui, juos kontroliuojantiems juridiniams ir (ar) fiziniams asmenims taikomos Jungtinių Tautų saugumo tarybos, Europos Sąjungos, kitų tarptautinių organizacijų, kurių narė yra arba kuriose dalyvauja Lietuvos Respublika bei Jungtinių Amerikos Valstijų sankcijos (ribojamosios priemonės).</w:t>
             </w:r>
           </w:p>
         </w:tc>
@@ -17360,7 +17360,7 @@
                 <w:sz w:val="20"/>
                 <w:szCs w:val="20"/>
               </w:rPr>
-              <w:t xml:space="preserve">Atitikimas reikalavimui turi būti deklaruojamas Pasiūlyme (SPS 1  priedas). </w:t>
+              <w:t xml:space="preserve">Atitikimas reikalavimui turi būti deklaruojamas Pasiūlyme (SPS 1 priedas). </w:t>
             </w:r>
           </w:p>
           <w:p>
@@ -17551,7 +17551,7 @@
                 <w:szCs w:val="20"/>
               </w:rPr>
               <w:lastRenderedPageBreak/>
-              <w:t xml:space="preserve">įmonių grupės  </w:t>
+              <w:t xml:space="preserve">įmonių grupės </w:t>
             </w:r>
             <w:r>
               <w:rPr>
@@ -17758,7 +17758,7 @@
                 <w:szCs w:val="20"/>
                 <w:lang w:val="en-GB"/>
               </w:rPr>
-              <w:t xml:space="preserve"> of August, 2025  and the EPSO-G Company Group Anti-Corruption Policy</w:t>
+              <w:t xml:space="preserve"> of August, 2025 and the EPSO-G Company Group Anti-Corruption Policy</w:t>
             </w:r>
             <w:r>
               <w:rPr>
@@ -18218,7 +18218,7 @@
                 <w:szCs w:val="20"/>
               </w:rPr>
               <w:lastRenderedPageBreak/>
-              <w:t>užpildyti skirtą terminą pateikti laisvos formos patvirtinimą, kad anksčiau šio tiekėjo  užpildytame Veiklos partnerių patikros klausimyne informacija yra nepasikeitusi.</w:t>
+              <w:t>užpildyti skirtą terminą pateikti laisvos formos patvirtinimą, kad anksčiau šio tiekėjo užpildytame Veiklos partnerių patikros klausimyne informacija yra nepasikeitusi.</w:t>
             </w:r>
           </w:p>
           <w:p>
@@ -18254,7 +18254,7 @@
                 <w:sz w:val="20"/>
                 <w:szCs w:val="20"/>
               </w:rPr>
-              <w:t xml:space="preserve">Perkantysis subjektas atliks su ekonomiškai naudingiausią pasiūlymą pateikusiu tiekėju (tiekėjų grupės nariais, subtiekėjais) susijusių duomenų iš klausimyno ir (ar) prieinamų šaltinių įvertinimą  veiklos partnerio rizikos aspektu. Per Perkančiojo subjekto nustatytą terminą neužpildžius klausimyno, Tiekėjo pasiūlymas bus atmetamas.  </w:t>
+              <w:t xml:space="preserve">Perkantysis subjektas atliks su ekonomiškai naudingiausią pasiūlymą pateikusiu tiekėju (tiekėjų grupės nariais, subtiekėjais) susijusių duomenų iš klausimyno ir (ar) prieinamų šaltinių įvertinimą veiklos partnerio rizikos aspektu. Per Perkančiojo subjekto nustatytą terminą neužpildžius klausimyno, Tiekėjo pasiūlymas bus atmetamas.  </w:t>
             </w:r>
           </w:p>
           <w:p>
@@ -18351,7 +18351,7 @@
                 <w:sz w:val="20"/>
                 <w:szCs w:val="20"/>
               </w:rPr>
-              <w:t xml:space="preserve"> sudaryti veiksmų vykdymo planą siekiant išvengti ar  mažinti nustatytas rizikas.</w:t>
+              <w:t xml:space="preserve"> sudaryti veiksmų vykdymo planą siekiant išvengti ar mažinti nustatytas rizikas.</w:t>
             </w:r>
           </w:p>
           <w:p>
@@ -21464,7 +21464,7 @@
                 <w:szCs w:val="20"/>
                 <w:lang w:val="en-GB"/>
               </w:rPr>
-              <w:t xml:space="preserve">,  </w:t>
+              <w:t xml:space="preserve">, </w:t>
             </w:r>
             <w:r>
               <w:rPr>
@@ -21995,7 +21995,7 @@
                 <w:szCs w:val="20"/>
                 <w:lang w:val="en-GB"/>
               </w:rPr>
-              <w:t>The Successful Supplier does not sign the  Contract or refuses to conclude it under the conditions specified in the Procurement conditions by the time specified by the Contracting Entity.</w:t>
+              <w:t>The Successful Supplier does not sign the Contract or refuses to conclude it under the conditions specified in the Procurement conditions by the time specified by the Contracting Entity.</w:t>
             </w:r>
           </w:p>
         </w:tc>
@@ -22134,7 +22134,7 @@
                 <w:sz w:val="20"/>
                 <w:szCs w:val="20"/>
               </w:rPr>
-              <w:t xml:space="preserve"> Perkančiojo subjekto prašymu per jo nustatytą terminą, kuris negali būti trumpesnis kaip 3 darbo dienos,  privalės pateikti užpildytą </w:t>
+              <w:t xml:space="preserve"> Perkančiojo subjekto prašymu per jo nustatytą terminą, kuris negali būti trumpesnis kaip 3 darbo dienos, privalės pateikti užpildytą </w:t>
             </w:r>
             <w:r>
               <w:rPr>
@@ -22937,7 +22937,7 @@
                 <w:sz w:val="20"/>
                 <w:szCs w:val="20"/>
               </w:rPr>
-              <w:t>kuris negali būti trumpesnis kaip 3 darbo dienos,  privalės pateikti</w:t>
+              <w:t>kuris negali būti trumpesnis kaip 3 darbo dienos, privalės pateikti</w:t>
             </w:r>
             <w:r>
               <w:rPr>
@@ -23190,7 +23190,7 @@
                 <w:sz w:val="20"/>
                 <w:szCs w:val="20"/>
               </w:rPr>
-              <w:t xml:space="preserve">  IR SUTARTIES ĮVYKDYMO UŽTIKRINIMAS</w:t>
+              <w:t xml:space="preserve"> IR SUTARTIES ĮVYKDYMO UŽTIKRINIMAS</w:t>
             </w:r>
           </w:p>
         </w:tc>
@@ -23591,7 +23591,7 @@
                 <w:sz w:val="20"/>
                 <w:szCs w:val="20"/>
               </w:rPr>
-              <w:t xml:space="preserve"> nurodyti Sutarties projekto </w:t>
+              <w:t xml:space="preserve">nurodyti Sutarties projekto </w:t>
             </w:r>
             <w:r>
               <w:rPr>
@@ -28609,7 +28609,7 @@
           <w:sz w:val="16"/>
           <w:szCs w:val="16"/>
         </w:rPr>
-        <w:t xml:space="preserve"> Tiekėjo finansinis stabilumas ir patikimumas; Tiekėjui taikomos/taikytos sankcijos ir kiti tarptautiniai ribojimai;  Veiklos vykdymas  trečiose šalyse; Veiklos partnerio naudos gavėjų įtakos ir ryšių su Perkančiuoju subjektu; Tiekėjo, jį kontroliuojančių asmenų nusikalstama veika arba ikiteisminiai tyrimai,  vykstantys teismo procesai dėl nusikalstamos veikos; Tiekėjo (ne) taikomos priemonės korupcijos rizikai valdyti, pinigų plovimo ir teroristų finansavimo prevencijai užtikrinti; Tiekėjo akcininkų, dalininkų, dalyvių, vadovų ar kolegialių ir (ar) valdymo organų reputacija.</w:t>
+        <w:t xml:space="preserve"> Tiekėjo finansinis stabilumas ir patikimumas; Tiekėjui taikomos/taikytos sankcijos ir kiti tarptautiniai ribojimai; Veiklos vykdymas trečiose šalyse; Veiklos partnerio naudos gavėjų įtakos ir ryšių su Perkančiuoju subjektu; Tiekėjo, jį kontroliuojančių asmenų nusikalstama veika arba ikiteisminiai tyrimai, vykstantys teismo procesai dėl nusikalstamos veikos; Tiekėjo (ne) taikomos priemonės korupcijos rizikai valdyti, pinigų plovimo ir teroristų finansavimo prevencijai užtikrinti; Tiekėjo akcininkų, dalininkų, dalyvių, vadovų ar kolegialių ir (ar) valdymo organų reputacija.</w:t>
       </w:r>
     </w:p>
     <w:p>

--- a/PP-salygos/templates/MVP_LTEN_SPS.docx
+++ b/PP-salygos/templates/MVP_LTEN_SPS.docx
@@ -3436,7 +3436,7 @@
                 <w:sz w:val="20"/>
                 <w:szCs w:val="20"/>
               </w:rPr>
-              <w:t>bus prašoma pateikti tik iš Tiekėjo, kuris pagal sudarytą pasiūlymų eilę, pateikė ekonomiškai naudingiausią pasiūlymą.</w:t>
+              <w:t>bus prašoma pateikti tik iš Tiekėjo, kuris pagal sudarytą pasiūlymų eilę pateikė ekonomiškai naudingiausią pasiūlymą.</w:t>
             </w:r>
           </w:p>
         </w:tc>
@@ -3702,7 +3702,7 @@
                 <w:sz w:val="20"/>
                 <w:szCs w:val="20"/>
               </w:rPr>
-              <w:t>, bus prašoma pateikti tik iš Tiekėjo, kuris pagal sudarytą pasiūlymų eilę, pateikė ekonomiškai naudingiausią pasiūlymą.</w:t>
+              <w:t>, bus prašoma pateikti tik iš Tiekėjo, kuris pagal sudarytą pasiūlymų eilę pateikė ekonomiškai naudingiausią pasiūlymą.</w:t>
             </w:r>
           </w:p>
         </w:tc>
@@ -15050,7 +15050,7 @@
                 <w:sz w:val="20"/>
                 <w:szCs w:val="20"/>
               </w:rPr>
-              <w:t xml:space="preserve">bus prašoma pateikti tik iš Tiekėjo, kuris pagal sudarytą pasiūlymų eilę, pateikė ekonomiškai naudingiausią pasiūlymą: </w:t>
+              <w:t xml:space="preserve">bus prašoma pateikti tik iš Tiekėjo, kuris pagal sudarytą pasiūlymų eilę pateikė ekonomiškai naudingiausią pasiūlymą: </w:t>
             </w:r>
             <w:r>
               <w:rPr>

--- a/PP-salygos/templates/MVP_LTEN_SPS.docx
+++ b/PP-salygos/templates/MVP_LTEN_SPS.docx
@@ -9123,7 +9123,7 @@
                 <w:szCs w:val="20"/>
                 <w:lang w:val="en-GB"/>
               </w:rPr>
-              <w:t xml:space="preserve">are the employees of the Supplier / Economic entity on whose capacities the Supplier relies on to meet the Qualification Requirements (as indicated in </w:t>
+              <w:t xml:space="preserve">are the employees of the Supplier / Economic entity on whose capacities the Supplier relies to meet the Qualification Requirements (as indicated in </w:t>
             </w:r>
             <w:r>
               <w:rPr>
@@ -17307,7 +17307,7 @@
                 <w:szCs w:val="20"/>
                 <w:lang w:val="en-GB"/>
               </w:rPr>
-              <w:t xml:space="preserve"> that are not registered (the Supplier, the Sub-supplier, a member of the Supplier group, the Economic entity on whose capacities the Supplier relies on, the Quasi-Sub-supplier, a natural person is not a permanent resident or has a citizenship) in a member state of the European Union, member state of the North Atlantic Treaty Organization or in a third country which is a signatory to the international agreements referred to in Article 29 (4) of the LP.</w:t>
+              <w:t xml:space="preserve"> that are not registered (the Supplier, the Sub-supplier, a member of the Supplier group, the Economic entity on whose capacities the Supplier relies, the Quasi-Sub-supplier, a natural person is not a permanent resident or has a citizenship) in a member state of the European Union, member state of the North Atlantic Treaty Organization or in a third country which is a signatory to the international agreements referred to in Article 29 (4) of the LP.</w:t>
             </w:r>
           </w:p>
           <w:commentRangeEnd w:id="22"/>

--- a/PP-salygos/templates/MVP_LTEN_SPS.docx
+++ b/PP-salygos/templates/MVP_LTEN_SPS.docx
@@ -17047,7 +17047,7 @@
                 <w:szCs w:val="20"/>
               </w:rPr>
               <w:lastRenderedPageBreak/>
-              <w:t>kuriems ar jų siūlomų prekių gamintojui, juos kontroliuojantiems juridiniams ir (ar) fiziniams asmenims taikomos Jungtinių Tautų saugumo tarybos, Europos Sąjungos, kitų tarptautinių organizacijų, kurių narė yra arba kuriose dalyvauja Lietuvos Respublika bei Jungtinių Amerikos Valstijų sankcijos (ribojamosios priemonės).</w:t>
+              <w:t>kuriems ar jų siūlomų prekių gamintojui, juos kontroliuojantiems juridiniams ir (ar) fiziniams asmenims taikomos Jungtinių Tautų saugumo tarybos, Europos Sąjungos, kitų tarptautinių organizacijų, kurių narė yra arba kuriose dalyvauja Lietuvos Respublika, bei Jungtinių Amerikos Valstijų sankcijos (ribojamosios priemonės).</w:t>
             </w:r>
           </w:p>
         </w:tc>
@@ -17258,7 +17258,7 @@
                 <w:sz w:val="20"/>
                 <w:szCs w:val="20"/>
               </w:rPr>
-              <w:t>Pirkime negali dalyvauti Tiekėjai, Subtiekėjai, Tiekėjų grupės nariai, Ūkio subjektai, kurių pajėgumais remiamasi , kurie nėra registruoti (Tiekėjas, Tiekėjų grupės narys, Subtiekėjas, Ūkio subjektas, kurio pajėgumais remiamasi, Kvazisubtiekėjas, kuris yra fizinis asmuo – nuolat gyvenantis ar turintys pilietybę) Europos Sąjungos valstybėje narėje, Šiaurės Atlanto sutarties organizacijos valstybėje narėje ar trečiojoje šalyje, pasirašiusioje PĮ 29 straipsnio 4 dalyje nurodytus tarptautinius susitarimus.</w:t>
+              <w:t>Pirkime negali dalyvauti Tiekėjai, Subtiekėjai, Tiekėjų grupės nariai, Ūkio subjektai, kurių pajėgumais remiamasi , kurie nėra registruoti (jeigu Tiekėjas, Tiekėjų grupės narys, Subtiekėjas, Ūkio subjektas, kurio pajėgumais remiamasi, ar Kvazisubtiekėjas yra fizinis asmuo – nuolat gyvenantis ar turintis pilietybę) Europos Sąjungos valstybėje narėje, Šiaurės Atlanto sutarties organizacijos valstybėje narėje ar trečiojoje šalyje, pasirašiusioje PĮ 29 straipsnio 4 dalyje nurodytus tarptautinius susitarimus.</w:t>
             </w:r>
             <w:r>
               <w:rPr>

--- a/PP-salygos/templates/MVP_LTEN_SPS.docx
+++ b/PP-salygos/templates/MVP_LTEN_SPS.docx
@@ -23558,7 +23558,7 @@
                 <w:sz w:val="20"/>
                 <w:szCs w:val="20"/>
               </w:rPr>
-              <w:t xml:space="preserve"> Eur. Laimėjęs Tiekėjas pateikia Sutarties užtikrinimo įvykdymo užtikrinimą iki Sutarties sudarymo</w:t>
+              <w:t xml:space="preserve"> Eur. Laimėjęs Tiekėjas pateikia Sutarties įvykdymo užtikrinimą iki Sutarties sudarymo</w:t>
             </w:r>
             <w:r>
               <w:rPr>

--- a/PP-salygos/templates/MVP_LTEN_SPS.docx
+++ b/PP-salygos/templates/MVP_LTEN_SPS.docx
@@ -8881,7 +8881,7 @@
                 <w:szCs w:val="20"/>
                 <w:lang w:val="en-US"/>
               </w:rPr>
-              <w:t xml:space="preserve">Appendix 2 to Annex 6 to the SPC </w:t>
+              <w:t xml:space="preserve">Appendix 2 to Annex 5 to the SPC </w:t>
             </w:r>
             <w:r>
               <w:rPr>
@@ -19747,7 +19747,7 @@
                 <w:sz w:val="20"/>
                 <w:szCs w:val="20"/>
               </w:rPr>
-              <w:t xml:space="preserve">SPS 6 priedo </w:t>
+              <w:t xml:space="preserve">SPS 5 priedo </w:t>
             </w:r>
             <w:r>
               <w:rPr>
@@ -19792,7 +19792,7 @@
                 <w:szCs w:val="20"/>
                 <w:lang w:val="en-US"/>
               </w:rPr>
-              <w:t>Annex 6 to the SPC</w:t>
+              <w:t>Annex 5 to the SPC</w:t>
             </w:r>
             <w:r>
               <w:rPr>

--- a/PP-salygos/templates/MVP_LTEN_SPS.docx
+++ b/PP-salygos/templates/MVP_LTEN_SPS.docx
@@ -13759,7 +13759,7 @@
                 <w:szCs w:val="20"/>
                 <w:lang w:val="en-GB"/>
               </w:rPr>
-              <w:t>The Government of the Republic of Lithuania, in accordance with the criteria established in the Law on the Protection of Objects Important for Ensuring National Security, has adopted a decision confirming that the entities specified in Clauses 1 and / or 2 of this table do not meet national security interests;</w:t>
+              <w:t>The Government of the Republic of Lithuania, in accordance with the criteria established in the Law on the Protection of Objects Important for Ensuring National Security, has not adopted a decision confirming that the entities specified in Clauses 1 and 2 of this table, or the transaction intended to be concluded (concluded) with them, do not meet national security interests;</w:t>
             </w:r>
           </w:p>
         </w:tc>

--- a/PP-salygos/templates/MVP_LTEN_SPS.docx
+++ b/PP-salygos/templates/MVP_LTEN_SPS.docx
@@ -19738,7 +19738,7 @@
                 <w:sz w:val="20"/>
                 <w:szCs w:val="20"/>
               </w:rPr>
-              <w:t xml:space="preserve">Užpildytas ir pasirašytas deklaracijas, patvirtinančias sutikimą būti Subtiekėju, Ūkio subjektu, kurio pajėgumais remiamasi Perkančiojo subjekto atliekamame Pirkime, ar/ar Kvazisubtiekėjo sutikimą būti įdarbintu Pirkimo laimėjimo atveju pagal </w:t>
+              <w:t xml:space="preserve">Užpildytas ir pasirašytas deklaracijas, patvirtinančias sutikimą būti Subtiekėju, Ūkio subjektu, kurio pajėgumais remiamasi Perkančiojo subjekto atliekamame Pirkime, ir/ar Kvazisubtiekėjo sutikimą būti įdarbintu Pirkimo laimėjimo atveju pagal </w:t>
             </w:r>
             <w:r>
               <w:rPr>
@@ -19893,7 +19893,7 @@
                 <w:szCs w:val="20"/>
                 <w:lang w:val="en-GB"/>
               </w:rPr>
-              <w:t>A duly completed and signed Declaration of Compliance with the National Security Requirements in accordance with the SPS Annex C form.</w:t>
+              <w:t>A duly completed and signed Declaration of Compliance with the National Security Requirements in accordance with the form of Annex 6 to the SPC.</w:t>
             </w:r>
           </w:p>
         </w:tc>

--- a/PP-salygos/templates/MVP_LTEN_SPS.docx
+++ b/PP-salygos/templates/MVP_LTEN_SPS.docx
@@ -21915,7 +21915,7 @@
                 <w:szCs w:val="20"/>
                 <w:lang w:val="en-GB"/>
               </w:rPr>
-              <w:t>does not provide a copy of the Procurement Contract security and the designer’s compulsory civil liability insurance certificate (policy) specified in the Procurement documents and the list of managers</w:t>
+              <w:t>does not provide the original of the Procurement Contract security and a copy of the designer’s compulsory civil liability insurance certificate (policy) specified in the Procurement documents</w:t>
             </w:r>
             <w:r>
               <w:rPr>
@@ -22337,7 +22337,7 @@
                 <w:szCs w:val="20"/>
                 <w:lang w:val="en-GB"/>
               </w:rPr>
-              <w:t xml:space="preserve">does not submit the documents substantiating the  absence of exclusion grounds, qualification, and/or other requirements, the original of Contract performance guarantee, a copy of the designer's compulsory civil liability insurance certificate (policy) and the list of managers, fails to provide the required explanations of the Tender, </w:t>
+              <w:t xml:space="preserve">does not submit the documents substantiating the  absence of exclusion grounds, qualification, and/or other requirements, the original of Contract performance guarantee, a copy of the designer's compulsory civil liability insurance certificate (policy), fails to provide the required explanations of the Tender, </w:t>
             </w:r>
             <w:r>
               <w:rPr>
@@ -22535,7 +22535,7 @@
                 <w:szCs w:val="20"/>
                 <w:lang w:val="en-GB"/>
               </w:rPr>
-              <w:t>the documents substantiating the absence of exclusion grounds and/or  qualification, and/or other requirements, the original of Contract performance guarantee, a copy of the designer's compulsory civil liability insurance certificate (policy) and the list of managers, fails to provide the required explanations of the Tender</w:t>
+              <w:t>the documents substantiating the absence of exclusion grounds and/or  qualification, and/or other requirements, the original of Contract performance guarantee, a copy of the designer's compulsory civil liability insurance certificate (policy), fails to provide the required explanations of the Tender</w:t>
             </w:r>
             <w:r>
               <w:rPr>
@@ -22664,7 +22664,7 @@
                 <w:szCs w:val="20"/>
                 <w:lang w:val="en-GB"/>
               </w:rPr>
-              <w:t>submit the documents substantiating the absence of exclusion grounds and/or the qualification, and/or other requirements, the original of Contract performance guarantee, a copy of the designer's compulsory civil liability insurance certificate (policy) and the list of managers</w:t>
+              <w:t>submit the documents substantiating the absence of exclusion grounds and/or the qualification, and/or other requirements, the original of Contract performance guarantee, a copy of the designer's compulsory civil liability insurance certificate (policy)</w:t>
             </w:r>
             <w:r>
               <w:rPr>
